--- a/Received/3/3, serophero.docx
+++ b/Received/3/3, serophero.docx
@@ -227,6 +227,7 @@
           </wp:anchor>
         </w:drawing>
       </w:r>
+      <w:proofErr w:type="spellStart"/>
       <w:r>
         <w:rPr>
           <w:rFonts w:ascii="Preeti" w:hAnsi="Preeti"/>
@@ -235,8 +236,77 @@
           <w:sz w:val="40"/>
           <w:szCs w:val="40"/>
         </w:rPr>
-        <w:t>u|Lg ;f];fO6L klAns :s'n</w:t>
-      </w:r>
+        <w:t>u|</w:t>
+      </w:r>
+      <w:proofErr w:type="gramStart"/>
+      <w:r>
+        <w:rPr>
+          <w:rFonts w:ascii="Preeti" w:hAnsi="Preeti"/>
+          <w:b/>
+          <w:bCs/>
+          <w:sz w:val="40"/>
+          <w:szCs w:val="40"/>
+        </w:rPr>
+        <w:t>Lg</w:t>
+      </w:r>
+      <w:proofErr w:type="spellEnd"/>
+      <w:r>
+        <w:rPr>
+          <w:rFonts w:ascii="Preeti" w:hAnsi="Preeti"/>
+          <w:b/>
+          <w:bCs/>
+          <w:sz w:val="40"/>
+          <w:szCs w:val="40"/>
+        </w:rPr>
+        <w:t xml:space="preserve"> ;f];fO</w:t>
+      </w:r>
+      <w:proofErr w:type="gramEnd"/>
+      <w:r>
+        <w:rPr>
+          <w:rFonts w:ascii="Preeti" w:hAnsi="Preeti"/>
+          <w:b/>
+          <w:bCs/>
+          <w:sz w:val="40"/>
+          <w:szCs w:val="40"/>
+        </w:rPr>
+        <w:t xml:space="preserve">6L </w:t>
+      </w:r>
+      <w:proofErr w:type="spellStart"/>
+      <w:proofErr w:type="gramStart"/>
+      <w:r>
+        <w:rPr>
+          <w:rFonts w:ascii="Preeti" w:hAnsi="Preeti"/>
+          <w:b/>
+          <w:bCs/>
+          <w:sz w:val="40"/>
+          <w:szCs w:val="40"/>
+        </w:rPr>
+        <w:t>klAns</w:t>
+      </w:r>
+      <w:proofErr w:type="spellEnd"/>
+      <w:r>
+        <w:rPr>
+          <w:rFonts w:ascii="Preeti" w:hAnsi="Preeti"/>
+          <w:b/>
+          <w:bCs/>
+          <w:sz w:val="40"/>
+          <w:szCs w:val="40"/>
+        </w:rPr>
+        <w:t xml:space="preserve"> :</w:t>
+      </w:r>
+      <w:proofErr w:type="spellStart"/>
+      <w:r>
+        <w:rPr>
+          <w:rFonts w:ascii="Preeti" w:hAnsi="Preeti"/>
+          <w:b/>
+          <w:bCs/>
+          <w:sz w:val="40"/>
+          <w:szCs w:val="40"/>
+        </w:rPr>
+        <w:t>s'n</w:t>
+      </w:r>
+      <w:proofErr w:type="spellEnd"/>
+      <w:proofErr w:type="gramEnd"/>
     </w:p>
     <w:p>
       <w:pPr>
@@ -257,8 +327,79 @@
           <w:sz w:val="28"/>
           <w:szCs w:val="28"/>
         </w:rPr>
-        <w:t>/Tggu/–&amp;, ;f}/fxf lrtjg</w:t>
-      </w:r>
+        <w:t>/</w:t>
+      </w:r>
+      <w:proofErr w:type="spellStart"/>
+      <w:r>
+        <w:rPr>
+          <w:rFonts w:ascii="Preeti" w:hAnsi="Preeti"/>
+          <w:b/>
+          <w:sz w:val="28"/>
+          <w:szCs w:val="28"/>
+        </w:rPr>
+        <w:t>Tggu</w:t>
+      </w:r>
+      <w:proofErr w:type="spellEnd"/>
+      <w:r>
+        <w:rPr>
+          <w:rFonts w:ascii="Preeti" w:hAnsi="Preeti"/>
+          <w:b/>
+          <w:sz w:val="28"/>
+          <w:szCs w:val="28"/>
+        </w:rPr>
+        <w:t>/–&amp;</w:t>
+      </w:r>
+      <w:proofErr w:type="gramStart"/>
+      <w:r>
+        <w:rPr>
+          <w:rFonts w:ascii="Preeti" w:hAnsi="Preeti"/>
+          <w:b/>
+          <w:sz w:val="28"/>
+          <w:szCs w:val="28"/>
+        </w:rPr>
+        <w:t>, ;f</w:t>
+      </w:r>
+      <w:proofErr w:type="gramEnd"/>
+      <w:r>
+        <w:rPr>
+          <w:rFonts w:ascii="Preeti" w:hAnsi="Preeti"/>
+          <w:b/>
+          <w:sz w:val="28"/>
+          <w:szCs w:val="28"/>
+        </w:rPr>
+        <w:t>}/</w:t>
+      </w:r>
+      <w:proofErr w:type="spellStart"/>
+      <w:r>
+        <w:rPr>
+          <w:rFonts w:ascii="Preeti" w:hAnsi="Preeti"/>
+          <w:b/>
+          <w:sz w:val="28"/>
+          <w:szCs w:val="28"/>
+        </w:rPr>
+        <w:t>fxf</w:t>
+      </w:r>
+      <w:proofErr w:type="spellEnd"/>
+      <w:r>
+        <w:rPr>
+          <w:rFonts w:ascii="Preeti" w:hAnsi="Preeti"/>
+          <w:b/>
+          <w:sz w:val="28"/>
+          <w:szCs w:val="28"/>
+        </w:rPr>
+        <w:t xml:space="preserve"> </w:t>
+      </w:r>
+      <w:proofErr w:type="spellStart"/>
+      <w:r>
+        <w:rPr>
+          <w:rFonts w:ascii="Preeti" w:hAnsi="Preeti"/>
+          <w:b/>
+          <w:sz w:val="28"/>
+          <w:szCs w:val="28"/>
+        </w:rPr>
+        <w:t>lrtjg</w:t>
+      </w:r>
+      <w:proofErr w:type="spellEnd"/>
     </w:p>
     <w:p>
       <w:pPr>
@@ -272,6 +413,8 @@
           <w:szCs w:val="40"/>
         </w:rPr>
       </w:pPr>
+      <w:proofErr w:type="spellStart"/>
+      <w:proofErr w:type="gramStart"/>
       <w:r>
         <w:rPr>
           <w:rFonts w:ascii="Preeti" w:hAnsi="Preeti"/>
@@ -280,7 +423,29 @@
           <w:szCs w:val="36"/>
           <w:u w:val="single"/>
         </w:rPr>
-        <w:t>jflif{s</w:t>
+        <w:t>jflif</w:t>
+      </w:r>
+      <w:proofErr w:type="spellEnd"/>
+      <w:r>
+        <w:rPr>
+          <w:rFonts w:ascii="Preeti" w:hAnsi="Preeti"/>
+          <w:b/>
+          <w:sz w:val="36"/>
+          <w:szCs w:val="36"/>
+          <w:u w:val="single"/>
+        </w:rPr>
+        <w:t>{</w:t>
+      </w:r>
+      <w:proofErr w:type="gramEnd"/>
+      <w:r>
+        <w:rPr>
+          <w:rFonts w:ascii="Preeti" w:hAnsi="Preeti"/>
+          <w:b/>
+          <w:sz w:val="36"/>
+          <w:szCs w:val="36"/>
+          <w:u w:val="single"/>
+        </w:rPr>
+        <w:t>s</w:t>
       </w:r>
       <w:r>
         <w:rPr>
@@ -376,6 +541,7 @@
           <w:lang w:eastAsia="zh-CN" w:bidi="hi-IN"/>
         </w:rPr>
       </w:pPr>
+      <w:proofErr w:type="spellStart"/>
       <w:r>
         <w:rPr>
           <w:rFonts w:ascii="Preeti" w:hAnsi="Preeti"/>
@@ -383,8 +549,19 @@
           <w:bCs/>
           <w:sz w:val="36"/>
         </w:rPr>
-        <w:t xml:space="preserve">sIff M– </w:t>
-      </w:r>
+        <w:t>sIff</w:t>
+      </w:r>
+      <w:proofErr w:type="spellEnd"/>
+      <w:r>
+        <w:rPr>
+          <w:rFonts w:ascii="Preeti" w:hAnsi="Preeti"/>
+          <w:b/>
+          <w:bCs/>
+          <w:sz w:val="36"/>
+        </w:rPr>
+        <w:t xml:space="preserve"> M– </w:t>
+      </w:r>
+      <w:proofErr w:type="spellStart"/>
       <w:r>
         <w:rPr>
           <w:rFonts w:ascii="Preeti" w:hAnsi="Preeti"/>
@@ -395,6 +572,7 @@
         </w:rPr>
         <w:t>tLg</w:t>
       </w:r>
+      <w:proofErr w:type="spellEnd"/>
       <w:r>
         <w:rPr>
           <w:rFonts w:ascii="Preeti" w:hAnsi="Preeti"/>
@@ -572,7 +750,28 @@
           <w:sz w:val="32"/>
           <w:szCs w:val="32"/>
         </w:rPr>
-        <w:t>k"0f{f</w:t>
+        <w:t>k"0</w:t>
+      </w:r>
+      <w:proofErr w:type="gramStart"/>
+      <w:r>
+        <w:rPr>
+          <w:rFonts w:ascii="Preeti" w:hAnsi="Preeti"/>
+          <w:b/>
+          <w:sz w:val="32"/>
+          <w:szCs w:val="32"/>
+        </w:rPr>
+        <w:t>f{</w:t>
+      </w:r>
+      <w:proofErr w:type="spellStart"/>
+      <w:proofErr w:type="gramEnd"/>
+      <w:r>
+        <w:rPr>
+          <w:rFonts w:ascii="Preeti" w:hAnsi="Preeti"/>
+          <w:b/>
+          <w:sz w:val="32"/>
+          <w:szCs w:val="32"/>
+        </w:rPr>
+        <w:t>f</w:t>
       </w:r>
       <w:r>
         <w:rPr>
@@ -582,7 +781,18 @@
           <w:szCs w:val="32"/>
           <w:lang w:eastAsia="zh-CN"/>
         </w:rPr>
-        <w:t>ÍM–</w:t>
+        <w:t>ÍM</w:t>
+      </w:r>
+      <w:proofErr w:type="spellEnd"/>
+      <w:r>
+        <w:rPr>
+          <w:rFonts w:ascii="Preeti" w:hAnsi="Preeti" w:cs="Times New Roman"/>
+          <w:b/>
+          <w:sz w:val="32"/>
+          <w:szCs w:val="32"/>
+          <w:lang w:eastAsia="zh-CN"/>
+        </w:rPr>
+        <w:t>–</w:t>
       </w:r>
       <w:r>
         <w:rPr>
@@ -594,6 +804,7 @@
         </w:rPr>
         <w:t xml:space="preserve"> </w:t>
       </w:r>
+      <w:proofErr w:type="gramStart"/>
       <w:r>
         <w:rPr>
           <w:rFonts w:ascii="Preeti" w:hAnsi="Preeti"/>
@@ -612,8 +823,20 @@
           <w:szCs w:val="24"/>
           <w:lang w:eastAsia="zh-CN" w:bidi="hi-IN"/>
         </w:rPr>
-        <w:t xml:space="preserve">        </w:t>
-      </w:r>
+        <w:t xml:space="preserve">   </w:t>
+      </w:r>
+      <w:proofErr w:type="gramEnd"/>
+      <w:r>
+        <w:rPr>
+          <w:rFonts w:ascii="Preeti" w:hAnsi="Preeti"/>
+          <w:bCs/>
+          <w:sz w:val="24"/>
+          <w:szCs w:val="24"/>
+          <w:lang w:eastAsia="zh-CN" w:bidi="hi-IN"/>
+        </w:rPr>
+        <w:t xml:space="preserve">     </w:t>
+      </w:r>
+      <w:proofErr w:type="spellStart"/>
       <w:r>
         <w:rPr>
           <w:rFonts w:ascii="Preeti" w:hAnsi="Preeti" w:cs="Times New Roman"/>
@@ -622,7 +845,19 @@
           <w:szCs w:val="36"/>
           <w:lang w:eastAsia="zh-CN"/>
         </w:rPr>
-        <w:t>ljifoM–</w:t>
+        <w:t>ljifoM</w:t>
+      </w:r>
+      <w:proofErr w:type="spellEnd"/>
+      <w:proofErr w:type="gramStart"/>
+      <w:r>
+        <w:rPr>
+          <w:rFonts w:ascii="Preeti" w:hAnsi="Preeti" w:cs="Times New Roman"/>
+          <w:b/>
+          <w:sz w:val="36"/>
+          <w:szCs w:val="36"/>
+          <w:lang w:eastAsia="zh-CN"/>
+        </w:rPr>
+        <w:t>–</w:t>
       </w:r>
       <w:r>
         <w:rPr>
@@ -642,7 +877,40 @@
           <w:szCs w:val="32"/>
           <w:lang w:eastAsia="zh-CN"/>
         </w:rPr>
-        <w:t>;]/]fkm/f]</w:t>
+        <w:t>;]/</w:t>
+      </w:r>
+      <w:proofErr w:type="gramEnd"/>
+      <w:r>
+        <w:rPr>
+          <w:rFonts w:ascii="Preeti" w:hAnsi="Preeti" w:cs="Times New Roman"/>
+          <w:b/>
+          <w:sz w:val="32"/>
+          <w:szCs w:val="32"/>
+          <w:lang w:eastAsia="zh-CN"/>
+        </w:rPr>
+        <w:t>]</w:t>
+      </w:r>
+      <w:proofErr w:type="spellStart"/>
+      <w:r>
+        <w:rPr>
+          <w:rFonts w:ascii="Preeti" w:hAnsi="Preeti" w:cs="Times New Roman"/>
+          <w:b/>
+          <w:sz w:val="32"/>
+          <w:szCs w:val="32"/>
+          <w:lang w:eastAsia="zh-CN"/>
+        </w:rPr>
+        <w:t>fkm</w:t>
+      </w:r>
+      <w:proofErr w:type="spellEnd"/>
+      <w:r>
+        <w:rPr>
+          <w:rFonts w:ascii="Preeti" w:hAnsi="Preeti" w:cs="Times New Roman"/>
+          <w:b/>
+          <w:sz w:val="32"/>
+          <w:szCs w:val="32"/>
+          <w:lang w:eastAsia="zh-CN"/>
+        </w:rPr>
+        <w:t>/f]</w:t>
       </w:r>
     </w:p>
     <w:tbl>
@@ -694,6 +962,8 @@
                 <w:szCs w:val="40"/>
               </w:rPr>
             </w:pPr>
+            <w:proofErr w:type="spellStart"/>
+            <w:proofErr w:type="gramStart"/>
             <w:r>
               <w:rPr>
                 <w:rFonts w:ascii="Preeti" w:hAnsi="Preeti"/>
@@ -702,7 +972,18 @@
                 <w:sz w:val="40"/>
                 <w:szCs w:val="40"/>
               </w:rPr>
-              <w:t xml:space="preserve">gfd </w:t>
+              <w:t>gfd</w:t>
+            </w:r>
+            <w:proofErr w:type="spellEnd"/>
+            <w:r>
+              <w:rPr>
+                <w:rFonts w:ascii="Preeti" w:hAnsi="Preeti"/>
+                <w:b/>
+                <w:bCs/>
+                <w:sz w:val="40"/>
+                <w:szCs w:val="40"/>
+              </w:rPr>
+              <w:t xml:space="preserve"> </w:t>
             </w:r>
             <w:r>
               <w:rPr>
@@ -712,7 +993,18 @@
                 <w:sz w:val="40"/>
                 <w:szCs w:val="40"/>
               </w:rPr>
-              <w:t xml:space="preserve">: </w:t>
+              <w:t>:</w:t>
+            </w:r>
+            <w:proofErr w:type="gramEnd"/>
+            <w:r>
+              <w:rPr>
+                <w:rFonts w:ascii="Times New Roman" w:hAnsi="Times New Roman"/>
+                <w:b/>
+                <w:bCs/>
+                <w:sz w:val="40"/>
+                <w:szCs w:val="40"/>
+              </w:rPr>
+              <w:t xml:space="preserve"> </w:t>
             </w:r>
             <w:r>
               <w:rPr>
@@ -722,7 +1014,84 @@
                 <w:sz w:val="40"/>
                 <w:szCs w:val="40"/>
               </w:rPr>
-              <w:t>====================================================/f]n g+=============;]S;g M</w:t>
+              <w:t>====================================================/</w:t>
+            </w:r>
+            <w:proofErr w:type="gramStart"/>
+            <w:r>
+              <w:rPr>
+                <w:rFonts w:ascii="Preeti" w:hAnsi="Preeti"/>
+                <w:b/>
+                <w:bCs/>
+                <w:sz w:val="40"/>
+                <w:szCs w:val="40"/>
+              </w:rPr>
+              <w:t>f]n</w:t>
+            </w:r>
+            <w:proofErr w:type="gramEnd"/>
+            <w:r>
+              <w:rPr>
+                <w:rFonts w:ascii="Preeti" w:hAnsi="Preeti"/>
+                <w:b/>
+                <w:bCs/>
+                <w:sz w:val="40"/>
+                <w:szCs w:val="40"/>
+              </w:rPr>
+              <w:t xml:space="preserve"> g+=============</w:t>
+            </w:r>
+            <w:proofErr w:type="gramStart"/>
+            <w:r>
+              <w:rPr>
+                <w:rFonts w:ascii="Preeti" w:hAnsi="Preeti"/>
+                <w:b/>
+                <w:bCs/>
+                <w:sz w:val="40"/>
+                <w:szCs w:val="40"/>
+              </w:rPr>
+              <w:t>;]</w:t>
+            </w:r>
+            <w:proofErr w:type="spellStart"/>
+            <w:r>
+              <w:rPr>
+                <w:rFonts w:ascii="Preeti" w:hAnsi="Preeti"/>
+                <w:b/>
+                <w:bCs/>
+                <w:sz w:val="40"/>
+                <w:szCs w:val="40"/>
+              </w:rPr>
+              <w:t>S</w:t>
+            </w:r>
+            <w:proofErr w:type="gramEnd"/>
+            <w:r>
+              <w:rPr>
+                <w:rFonts w:ascii="Preeti" w:hAnsi="Preeti"/>
+                <w:b/>
+                <w:bCs/>
+                <w:sz w:val="40"/>
+                <w:szCs w:val="40"/>
+              </w:rPr>
+              <w:t>;g</w:t>
+            </w:r>
+            <w:proofErr w:type="spellEnd"/>
+            <w:r>
+              <w:rPr>
+                <w:rFonts w:ascii="Preeti" w:hAnsi="Preeti"/>
+                <w:b/>
+                <w:bCs/>
+                <w:sz w:val="40"/>
+                <w:szCs w:val="40"/>
+              </w:rPr>
+              <w:t xml:space="preserve"> </w:t>
+            </w:r>
+            <w:proofErr w:type="gramStart"/>
+            <w:r>
+              <w:rPr>
+                <w:rFonts w:ascii="Preeti" w:hAnsi="Preeti"/>
+                <w:b/>
+                <w:bCs/>
+                <w:sz w:val="40"/>
+                <w:szCs w:val="40"/>
+              </w:rPr>
+              <w:t>M</w:t>
             </w:r>
             <w:r>
               <w:rPr>
@@ -742,7 +1111,18 @@
                 <w:sz w:val="40"/>
                 <w:szCs w:val="40"/>
               </w:rPr>
-              <w:t>================</w:t>
+              <w:t>=</w:t>
+            </w:r>
+            <w:proofErr w:type="gramEnd"/>
+            <w:r>
+              <w:rPr>
+                <w:rFonts w:ascii="Preeti" w:hAnsi="Preeti"/>
+                <w:b/>
+                <w:bCs/>
+                <w:sz w:val="40"/>
+                <w:szCs w:val="40"/>
+              </w:rPr>
+              <w:t>===============</w:t>
             </w:r>
             <w:r>
               <w:rPr>
@@ -880,6 +1260,7 @@
               </w:rPr>
               <w:t xml:space="preserve">              _________________________         ______________________        </w:t>
             </w:r>
+            <w:proofErr w:type="spellStart"/>
             <w:r>
               <w:rPr>
                 <w:rFonts w:ascii="Preeti" w:hAnsi="Preeti"/>
@@ -888,7 +1269,40 @@
                 <w:sz w:val="36"/>
                 <w:szCs w:val="36"/>
               </w:rPr>
-              <w:t>s'n k|fKtf</w:t>
+              <w:t>s'n</w:t>
+            </w:r>
+            <w:proofErr w:type="spellEnd"/>
+            <w:r>
+              <w:rPr>
+                <w:rFonts w:ascii="Preeti" w:hAnsi="Preeti"/>
+                <w:b/>
+                <w:bCs/>
+                <w:sz w:val="36"/>
+                <w:szCs w:val="36"/>
+              </w:rPr>
+              <w:t xml:space="preserve"> </w:t>
+            </w:r>
+            <w:proofErr w:type="spellStart"/>
+            <w:r>
+              <w:rPr>
+                <w:rFonts w:ascii="Preeti" w:hAnsi="Preeti"/>
+                <w:b/>
+                <w:bCs/>
+                <w:sz w:val="36"/>
+                <w:szCs w:val="36"/>
+              </w:rPr>
+              <w:t>k|</w:t>
+            </w:r>
+            <w:proofErr w:type="gramStart"/>
+            <w:r>
+              <w:rPr>
+                <w:rFonts w:ascii="Preeti" w:hAnsi="Preeti"/>
+                <w:b/>
+                <w:bCs/>
+                <w:sz w:val="36"/>
+                <w:szCs w:val="36"/>
+              </w:rPr>
+              <w:t>fKtf</w:t>
             </w:r>
             <w:r>
               <w:rPr>
@@ -897,7 +1311,17 @@
                 <w:szCs w:val="36"/>
                 <w:lang w:bidi="hi-IN"/>
               </w:rPr>
-              <w:t xml:space="preserve">Í </w:t>
+              <w:t>Í</w:t>
+            </w:r>
+            <w:proofErr w:type="spellEnd"/>
+            <w:r>
+              <w:rPr>
+                <w:rFonts w:ascii="Preeti" w:hAnsi="Preeti" w:cs="Preeti"/>
+                <w:sz w:val="36"/>
+                <w:szCs w:val="36"/>
+                <w:lang w:bidi="hi-IN"/>
+              </w:rPr>
+              <w:t xml:space="preserve"> </w:t>
             </w:r>
             <w:r>
               <w:rPr>
@@ -909,6 +1333,7 @@
               </w:rPr>
               <w:t>:</w:t>
             </w:r>
+            <w:proofErr w:type="gramEnd"/>
           </w:p>
           <w:p>
             <w:pPr>
@@ -942,8 +1367,44 @@
                 <w:sz w:val="32"/>
                 <w:szCs w:val="32"/>
               </w:rPr>
-              <w:t>lg/LIfssf] ;xL</w:t>
+              <w:t>lg/</w:t>
             </w:r>
+            <w:proofErr w:type="spellStart"/>
+            <w:r>
+              <w:rPr>
+                <w:rFonts w:ascii="Preeti" w:hAnsi="Preeti"/>
+                <w:b/>
+                <w:bCs/>
+                <w:sz w:val="32"/>
+                <w:szCs w:val="32"/>
+              </w:rPr>
+              <w:t>LIfssf</w:t>
+            </w:r>
+            <w:proofErr w:type="spellEnd"/>
+            <w:proofErr w:type="gramStart"/>
+            <w:r>
+              <w:rPr>
+                <w:rFonts w:ascii="Preeti" w:hAnsi="Preeti"/>
+                <w:b/>
+                <w:bCs/>
+                <w:sz w:val="32"/>
+                <w:szCs w:val="32"/>
+              </w:rPr>
+              <w:t>] ;</w:t>
+            </w:r>
+            <w:proofErr w:type="spellStart"/>
+            <w:r>
+              <w:rPr>
+                <w:rFonts w:ascii="Preeti" w:hAnsi="Preeti"/>
+                <w:b/>
+                <w:bCs/>
+                <w:sz w:val="32"/>
+                <w:szCs w:val="32"/>
+              </w:rPr>
+              <w:t>xL</w:t>
+            </w:r>
+            <w:proofErr w:type="spellEnd"/>
+            <w:proofErr w:type="gramEnd"/>
             <w:r>
               <w:rPr>
                 <w:rFonts w:ascii="Times New Roman" w:hAnsi="Times New Roman"/>
@@ -962,8 +1423,44 @@
                 <w:sz w:val="32"/>
                 <w:szCs w:val="32"/>
               </w:rPr>
-              <w:t>k/LIfssf] ;xL</w:t>
+              <w:t>k/</w:t>
             </w:r>
+            <w:proofErr w:type="spellStart"/>
+            <w:r>
+              <w:rPr>
+                <w:rFonts w:ascii="Preeti" w:hAnsi="Preeti"/>
+                <w:b/>
+                <w:bCs/>
+                <w:sz w:val="32"/>
+                <w:szCs w:val="32"/>
+              </w:rPr>
+              <w:t>LIfssf</w:t>
+            </w:r>
+            <w:proofErr w:type="spellEnd"/>
+            <w:proofErr w:type="gramStart"/>
+            <w:r>
+              <w:rPr>
+                <w:rFonts w:ascii="Preeti" w:hAnsi="Preeti"/>
+                <w:b/>
+                <w:bCs/>
+                <w:sz w:val="32"/>
+                <w:szCs w:val="32"/>
+              </w:rPr>
+              <w:t>] ;</w:t>
+            </w:r>
+            <w:proofErr w:type="spellStart"/>
+            <w:r>
+              <w:rPr>
+                <w:rFonts w:ascii="Preeti" w:hAnsi="Preeti"/>
+                <w:b/>
+                <w:bCs/>
+                <w:sz w:val="32"/>
+                <w:szCs w:val="32"/>
+              </w:rPr>
+              <w:t>xL</w:t>
+            </w:r>
+            <w:proofErr w:type="spellEnd"/>
+            <w:proofErr w:type="gramEnd"/>
             <w:r>
               <w:rPr>
                 <w:rFonts w:ascii="Times New Roman" w:hAnsi="Times New Roman"/>
@@ -994,25 +1491,71 @@
           <w:szCs w:val="34"/>
         </w:rPr>
       </w:pPr>
-      <w:r>
-        <w:rPr>
-          <w:rFonts w:ascii="Preeti" w:hAnsi="Preeti"/>
-          <w:b/>
-          <w:bCs/>
-          <w:sz w:val="34"/>
-          <w:szCs w:val="34"/>
-        </w:rPr>
-        <w:t xml:space="preserve">!_ </w:t>
-      </w:r>
-      <w:r>
-        <w:rPr>
-          <w:rFonts w:ascii="Preeti" w:hAnsi="Preeti"/>
-          <w:b/>
-          <w:bCs/>
-          <w:sz w:val="34"/>
-          <w:szCs w:val="34"/>
-        </w:rPr>
-        <w:t>hf]8f ldnfpg'xf];\ .</w:t>
+      <w:proofErr w:type="gramStart"/>
+      <w:r>
+        <w:rPr>
+          <w:rFonts w:ascii="Preeti" w:hAnsi="Preeti"/>
+          <w:b/>
+          <w:bCs/>
+          <w:sz w:val="34"/>
+          <w:szCs w:val="34"/>
+        </w:rPr>
+        <w:t>!_</w:t>
+      </w:r>
+      <w:proofErr w:type="gramEnd"/>
+      <w:r>
+        <w:rPr>
+          <w:rFonts w:ascii="Preeti" w:hAnsi="Preeti"/>
+          <w:b/>
+          <w:bCs/>
+          <w:sz w:val="34"/>
+          <w:szCs w:val="34"/>
+        </w:rPr>
+        <w:t xml:space="preserve"> </w:t>
+      </w:r>
+      <w:r>
+        <w:rPr>
+          <w:rFonts w:ascii="Preeti" w:hAnsi="Preeti"/>
+          <w:b/>
+          <w:bCs/>
+          <w:sz w:val="34"/>
+          <w:szCs w:val="34"/>
+        </w:rPr>
+        <w:t xml:space="preserve">hf]8f </w:t>
+      </w:r>
+      <w:proofErr w:type="spellStart"/>
+      <w:r>
+        <w:rPr>
+          <w:rFonts w:ascii="Preeti" w:hAnsi="Preeti"/>
+          <w:b/>
+          <w:bCs/>
+          <w:sz w:val="34"/>
+          <w:szCs w:val="34"/>
+        </w:rPr>
+        <w:t>ldnfpg'xf</w:t>
+      </w:r>
+      <w:proofErr w:type="spellEnd"/>
+      <w:proofErr w:type="gramStart"/>
+      <w:r>
+        <w:rPr>
+          <w:rFonts w:ascii="Preeti" w:hAnsi="Preeti"/>
+          <w:b/>
+          <w:bCs/>
+          <w:sz w:val="34"/>
+          <w:szCs w:val="34"/>
+        </w:rPr>
+        <w:t>];\</w:t>
+      </w:r>
+      <w:proofErr w:type="gramEnd"/>
+      <w:r>
+        <w:rPr>
+          <w:rFonts w:ascii="Preeti" w:hAnsi="Preeti"/>
+          <w:b/>
+          <w:bCs/>
+          <w:sz w:val="34"/>
+          <w:szCs w:val="34"/>
+        </w:rPr>
+        <w:t xml:space="preserve"> .</w:t>
       </w:r>
       <w:r>
         <w:rPr>
@@ -1148,54 +1691,127 @@
           <w:szCs w:val="34"/>
         </w:rPr>
       </w:pPr>
-      <w:r>
-        <w:rPr>
-          <w:rFonts w:ascii="Preeti" w:hAnsi="Preeti"/>
-          <w:sz w:val="34"/>
-          <w:szCs w:val="34"/>
-        </w:rPr>
-        <w:t xml:space="preserve">lgnf] Xj]n </w:t>
-      </w:r>
-      <w:r>
-        <w:rPr>
-          <w:rFonts w:ascii="Preeti" w:hAnsi="Preeti"/>
-          <w:sz w:val="34"/>
-          <w:szCs w:val="34"/>
-        </w:rPr>
-        <w:tab/>
-      </w:r>
-      <w:r>
-        <w:rPr>
-          <w:rFonts w:ascii="Preeti" w:hAnsi="Preeti"/>
-          <w:sz w:val="34"/>
-          <w:szCs w:val="34"/>
-        </w:rPr>
-        <w:tab/>
-      </w:r>
-      <w:r>
-        <w:rPr>
-          <w:rFonts w:ascii="Preeti" w:hAnsi="Preeti"/>
-          <w:sz w:val="34"/>
-          <w:szCs w:val="34"/>
-        </w:rPr>
-        <w:tab/>
-      </w:r>
-      <w:r>
-        <w:rPr>
-          <w:rFonts w:ascii="Preeti" w:hAnsi="Preeti"/>
-          <w:sz w:val="34"/>
-          <w:szCs w:val="34"/>
-        </w:rPr>
-        <w:tab/>
-      </w:r>
-      <w:r>
-        <w:rPr>
-          <w:rFonts w:ascii="Preeti" w:hAnsi="Preeti"/>
-          <w:sz w:val="34"/>
-          <w:szCs w:val="34"/>
-        </w:rPr>
-        <w:tab/>
-        <w:t xml:space="preserve">kfgLdf a:g] </w:t>
+      <w:proofErr w:type="spellStart"/>
+      <w:r>
+        <w:rPr>
+          <w:rFonts w:ascii="Preeti" w:hAnsi="Preeti"/>
+          <w:sz w:val="34"/>
+          <w:szCs w:val="34"/>
+        </w:rPr>
+        <w:t>lgnf</w:t>
+      </w:r>
+      <w:proofErr w:type="spellEnd"/>
+      <w:r>
+        <w:rPr>
+          <w:rFonts w:ascii="Preeti" w:hAnsi="Preeti"/>
+          <w:sz w:val="34"/>
+          <w:szCs w:val="34"/>
+        </w:rPr>
+        <w:t xml:space="preserve">] </w:t>
+      </w:r>
+      <w:proofErr w:type="spellStart"/>
+      <w:proofErr w:type="gramStart"/>
+      <w:r>
+        <w:rPr>
+          <w:rFonts w:ascii="Preeti" w:hAnsi="Preeti"/>
+          <w:sz w:val="34"/>
+          <w:szCs w:val="34"/>
+        </w:rPr>
+        <w:t>Xj</w:t>
+      </w:r>
+      <w:proofErr w:type="spellEnd"/>
+      <w:r>
+        <w:rPr>
+          <w:rFonts w:ascii="Preeti" w:hAnsi="Preeti"/>
+          <w:sz w:val="34"/>
+          <w:szCs w:val="34"/>
+        </w:rPr>
+        <w:t>]n</w:t>
+      </w:r>
+      <w:proofErr w:type="gramEnd"/>
+      <w:r>
+        <w:rPr>
+          <w:rFonts w:ascii="Preeti" w:hAnsi="Preeti"/>
+          <w:sz w:val="34"/>
+          <w:szCs w:val="34"/>
+        </w:rPr>
+        <w:t xml:space="preserve"> </w:t>
+      </w:r>
+      <w:r>
+        <w:rPr>
+          <w:rFonts w:ascii="Preeti" w:hAnsi="Preeti"/>
+          <w:sz w:val="34"/>
+          <w:szCs w:val="34"/>
+        </w:rPr>
+        <w:tab/>
+      </w:r>
+      <w:r>
+        <w:rPr>
+          <w:rFonts w:ascii="Preeti" w:hAnsi="Preeti"/>
+          <w:sz w:val="34"/>
+          <w:szCs w:val="34"/>
+        </w:rPr>
+        <w:tab/>
+      </w:r>
+      <w:r>
+        <w:rPr>
+          <w:rFonts w:ascii="Preeti" w:hAnsi="Preeti"/>
+          <w:sz w:val="34"/>
+          <w:szCs w:val="34"/>
+        </w:rPr>
+        <w:tab/>
+      </w:r>
+      <w:r>
+        <w:rPr>
+          <w:rFonts w:ascii="Preeti" w:hAnsi="Preeti"/>
+          <w:sz w:val="34"/>
+          <w:szCs w:val="34"/>
+        </w:rPr>
+        <w:tab/>
+      </w:r>
+      <w:r>
+        <w:rPr>
+          <w:rFonts w:ascii="Preeti" w:hAnsi="Preeti"/>
+          <w:sz w:val="34"/>
+          <w:szCs w:val="34"/>
+        </w:rPr>
+        <w:tab/>
+      </w:r>
+      <w:proofErr w:type="spellStart"/>
+      <w:r>
+        <w:rPr>
+          <w:rFonts w:ascii="Preeti" w:hAnsi="Preeti"/>
+          <w:sz w:val="34"/>
+          <w:szCs w:val="34"/>
+        </w:rPr>
+        <w:t>kfgLdf</w:t>
+      </w:r>
+      <w:proofErr w:type="spellEnd"/>
+      <w:r>
+        <w:rPr>
+          <w:rFonts w:ascii="Preeti" w:hAnsi="Preeti"/>
+          <w:sz w:val="34"/>
+          <w:szCs w:val="34"/>
+        </w:rPr>
+        <w:t xml:space="preserve"> </w:t>
+      </w:r>
+      <w:proofErr w:type="gramStart"/>
+      <w:r>
+        <w:rPr>
+          <w:rFonts w:ascii="Preeti" w:hAnsi="Preeti"/>
+          <w:sz w:val="34"/>
+          <w:szCs w:val="34"/>
+        </w:rPr>
+        <w:t>a:g</w:t>
+      </w:r>
+      <w:proofErr w:type="gramEnd"/>
+      <w:r>
+        <w:rPr>
+          <w:rFonts w:ascii="Preeti" w:hAnsi="Preeti"/>
+          <w:sz w:val="34"/>
+          <w:szCs w:val="34"/>
+        </w:rPr>
+        <w:t xml:space="preserve">] </w:t>
       </w:r>
     </w:p>
     <w:p>
@@ -1211,54 +1827,110 @@
           <w:szCs w:val="34"/>
         </w:rPr>
       </w:pPr>
-      <w:r>
-        <w:rPr>
-          <w:rFonts w:ascii="Preeti" w:hAnsi="Preeti"/>
-          <w:sz w:val="34"/>
-          <w:szCs w:val="34"/>
-        </w:rPr>
-        <w:t xml:space="preserve">hnr/ </w:t>
-      </w:r>
-      <w:r>
-        <w:rPr>
-          <w:rFonts w:ascii="Preeti" w:hAnsi="Preeti"/>
-          <w:sz w:val="34"/>
-          <w:szCs w:val="34"/>
-        </w:rPr>
-        <w:tab/>
-      </w:r>
-      <w:r>
-        <w:rPr>
-          <w:rFonts w:ascii="Preeti" w:hAnsi="Preeti"/>
-          <w:sz w:val="34"/>
-          <w:szCs w:val="34"/>
-        </w:rPr>
-        <w:tab/>
-      </w:r>
-      <w:r>
-        <w:rPr>
-          <w:rFonts w:ascii="Preeti" w:hAnsi="Preeti"/>
-          <w:sz w:val="34"/>
-          <w:szCs w:val="34"/>
-        </w:rPr>
-        <w:tab/>
-      </w:r>
-      <w:r>
-        <w:rPr>
-          <w:rFonts w:ascii="Preeti" w:hAnsi="Preeti"/>
-          <w:sz w:val="34"/>
-          <w:szCs w:val="34"/>
-        </w:rPr>
-        <w:tab/>
-      </w:r>
-      <w:r>
-        <w:rPr>
-          <w:rFonts w:ascii="Preeti" w:hAnsi="Preeti"/>
-          <w:sz w:val="34"/>
-          <w:szCs w:val="34"/>
-        </w:rPr>
-        <w:tab/>
-        <w:t xml:space="preserve">;+;f/sf] ;a}eGbf 7"nf] k|f0fL </w:t>
+      <w:proofErr w:type="spellStart"/>
+      <w:r>
+        <w:rPr>
+          <w:rFonts w:ascii="Preeti" w:hAnsi="Preeti"/>
+          <w:sz w:val="34"/>
+          <w:szCs w:val="34"/>
+        </w:rPr>
+        <w:t>hnr</w:t>
+      </w:r>
+      <w:proofErr w:type="spellEnd"/>
+      <w:r>
+        <w:rPr>
+          <w:rFonts w:ascii="Preeti" w:hAnsi="Preeti"/>
+          <w:sz w:val="34"/>
+          <w:szCs w:val="34"/>
+        </w:rPr>
+        <w:t xml:space="preserve">/ </w:t>
+      </w:r>
+      <w:r>
+        <w:rPr>
+          <w:rFonts w:ascii="Preeti" w:hAnsi="Preeti"/>
+          <w:sz w:val="34"/>
+          <w:szCs w:val="34"/>
+        </w:rPr>
+        <w:tab/>
+      </w:r>
+      <w:r>
+        <w:rPr>
+          <w:rFonts w:ascii="Preeti" w:hAnsi="Preeti"/>
+          <w:sz w:val="34"/>
+          <w:szCs w:val="34"/>
+        </w:rPr>
+        <w:tab/>
+      </w:r>
+      <w:r>
+        <w:rPr>
+          <w:rFonts w:ascii="Preeti" w:hAnsi="Preeti"/>
+          <w:sz w:val="34"/>
+          <w:szCs w:val="34"/>
+        </w:rPr>
+        <w:tab/>
+      </w:r>
+      <w:r>
+        <w:rPr>
+          <w:rFonts w:ascii="Preeti" w:hAnsi="Preeti"/>
+          <w:sz w:val="34"/>
+          <w:szCs w:val="34"/>
+        </w:rPr>
+        <w:tab/>
+      </w:r>
+      <w:proofErr w:type="gramStart"/>
+      <w:r>
+        <w:rPr>
+          <w:rFonts w:ascii="Preeti" w:hAnsi="Preeti"/>
+          <w:sz w:val="34"/>
+          <w:szCs w:val="34"/>
+        </w:rPr>
+        <w:tab/>
+        <w:t>;+</w:t>
+      </w:r>
+      <w:proofErr w:type="gramEnd"/>
+      <w:r>
+        <w:rPr>
+          <w:rFonts w:ascii="Preeti" w:hAnsi="Preeti"/>
+          <w:sz w:val="34"/>
+          <w:szCs w:val="34"/>
+        </w:rPr>
+        <w:t>;f/sf</w:t>
+      </w:r>
+      <w:proofErr w:type="gramStart"/>
+      <w:r>
+        <w:rPr>
+          <w:rFonts w:ascii="Preeti" w:hAnsi="Preeti"/>
+          <w:sz w:val="34"/>
+          <w:szCs w:val="34"/>
+        </w:rPr>
+        <w:t>] ;a</w:t>
+      </w:r>
+      <w:proofErr w:type="gramEnd"/>
+      <w:r>
+        <w:rPr>
+          <w:rFonts w:ascii="Preeti" w:hAnsi="Preeti"/>
+          <w:sz w:val="34"/>
+          <w:szCs w:val="34"/>
+        </w:rPr>
+        <w:t>}</w:t>
+      </w:r>
+      <w:proofErr w:type="spellStart"/>
+      <w:r>
+        <w:rPr>
+          <w:rFonts w:ascii="Preeti" w:hAnsi="Preeti"/>
+          <w:sz w:val="34"/>
+          <w:szCs w:val="34"/>
+        </w:rPr>
+        <w:t>eGbf</w:t>
+      </w:r>
+      <w:proofErr w:type="spellEnd"/>
+      <w:r>
+        <w:rPr>
+          <w:rFonts w:ascii="Preeti" w:hAnsi="Preeti"/>
+          <w:sz w:val="34"/>
+          <w:szCs w:val="34"/>
+        </w:rPr>
+        <w:t xml:space="preserve"> 7"nf] k|f0fL </w:t>
       </w:r>
     </w:p>
     <w:p>
@@ -1321,7 +1993,45 @@
           <w:szCs w:val="34"/>
         </w:rPr>
         <w:tab/>
-        <w:t xml:space="preserve">w]/} jif{ afFRg] </w:t>
+        <w:t xml:space="preserve">w]/} </w:t>
+      </w:r>
+      <w:proofErr w:type="spellStart"/>
+      <w:proofErr w:type="gramStart"/>
+      <w:r>
+        <w:rPr>
+          <w:rFonts w:ascii="Preeti" w:hAnsi="Preeti"/>
+          <w:sz w:val="34"/>
+          <w:szCs w:val="34"/>
+        </w:rPr>
+        <w:t>jif</w:t>
+      </w:r>
+      <w:proofErr w:type="spellEnd"/>
+      <w:r>
+        <w:rPr>
+          <w:rFonts w:ascii="Preeti" w:hAnsi="Preeti"/>
+          <w:sz w:val="34"/>
+          <w:szCs w:val="34"/>
+        </w:rPr>
+        <w:t xml:space="preserve">{ </w:t>
+      </w:r>
+      <w:proofErr w:type="spellStart"/>
+      <w:r>
+        <w:rPr>
+          <w:rFonts w:ascii="Preeti" w:hAnsi="Preeti"/>
+          <w:sz w:val="34"/>
+          <w:szCs w:val="34"/>
+        </w:rPr>
+        <w:t>afFRg</w:t>
+      </w:r>
+      <w:proofErr w:type="spellEnd"/>
+      <w:proofErr w:type="gramEnd"/>
+      <w:r>
+        <w:rPr>
+          <w:rFonts w:ascii="Preeti" w:hAnsi="Preeti"/>
+          <w:sz w:val="34"/>
+          <w:szCs w:val="34"/>
+        </w:rPr>
+        <w:t xml:space="preserve">] </w:t>
       </w:r>
     </w:p>
     <w:p>
@@ -1337,54 +2047,102 @@
           <w:szCs w:val="34"/>
         </w:rPr>
       </w:pPr>
-      <w:r>
-        <w:rPr>
-          <w:rFonts w:ascii="Preeti" w:hAnsi="Preeti"/>
-          <w:sz w:val="34"/>
-          <w:szCs w:val="34"/>
-        </w:rPr>
-        <w:t xml:space="preserve">;g]{ /f]u </w:t>
-      </w:r>
-      <w:r>
-        <w:rPr>
-          <w:rFonts w:ascii="Preeti" w:hAnsi="Preeti"/>
-          <w:sz w:val="34"/>
-          <w:szCs w:val="34"/>
-        </w:rPr>
-        <w:tab/>
-      </w:r>
-      <w:r>
-        <w:rPr>
-          <w:rFonts w:ascii="Preeti" w:hAnsi="Preeti"/>
-          <w:sz w:val="34"/>
-          <w:szCs w:val="34"/>
-        </w:rPr>
-        <w:tab/>
-      </w:r>
-      <w:r>
-        <w:rPr>
-          <w:rFonts w:ascii="Preeti" w:hAnsi="Preeti"/>
-          <w:sz w:val="34"/>
-          <w:szCs w:val="34"/>
-        </w:rPr>
-        <w:tab/>
-      </w:r>
-      <w:r>
-        <w:rPr>
-          <w:rFonts w:ascii="Preeti" w:hAnsi="Preeti"/>
-          <w:sz w:val="34"/>
-          <w:szCs w:val="34"/>
-        </w:rPr>
-        <w:tab/>
-      </w:r>
-      <w:r>
-        <w:rPr>
-          <w:rFonts w:ascii="Preeti" w:hAnsi="Preeti"/>
-          <w:sz w:val="34"/>
-          <w:szCs w:val="34"/>
-        </w:rPr>
-        <w:tab/>
-        <w:t xml:space="preserve">;~rf/sf] ;fwg </w:t>
+      <w:proofErr w:type="gramStart"/>
+      <w:r>
+        <w:rPr>
+          <w:rFonts w:ascii="Preeti" w:hAnsi="Preeti"/>
+          <w:sz w:val="34"/>
+          <w:szCs w:val="34"/>
+        </w:rPr>
+        <w:t>;g]{ /f]u</w:t>
+      </w:r>
+      <w:proofErr w:type="gramEnd"/>
+      <w:r>
+        <w:rPr>
+          <w:rFonts w:ascii="Preeti" w:hAnsi="Preeti"/>
+          <w:sz w:val="34"/>
+          <w:szCs w:val="34"/>
+        </w:rPr>
+        <w:t xml:space="preserve"> </w:t>
+      </w:r>
+      <w:r>
+        <w:rPr>
+          <w:rFonts w:ascii="Preeti" w:hAnsi="Preeti"/>
+          <w:sz w:val="34"/>
+          <w:szCs w:val="34"/>
+        </w:rPr>
+        <w:tab/>
+      </w:r>
+      <w:r>
+        <w:rPr>
+          <w:rFonts w:ascii="Preeti" w:hAnsi="Preeti"/>
+          <w:sz w:val="34"/>
+          <w:szCs w:val="34"/>
+        </w:rPr>
+        <w:tab/>
+      </w:r>
+      <w:r>
+        <w:rPr>
+          <w:rFonts w:ascii="Preeti" w:hAnsi="Preeti"/>
+          <w:sz w:val="34"/>
+          <w:szCs w:val="34"/>
+        </w:rPr>
+        <w:tab/>
+      </w:r>
+      <w:r>
+        <w:rPr>
+          <w:rFonts w:ascii="Preeti" w:hAnsi="Preeti"/>
+          <w:sz w:val="34"/>
+          <w:szCs w:val="34"/>
+        </w:rPr>
+        <w:tab/>
+      </w:r>
+      <w:proofErr w:type="gramStart"/>
+      <w:r>
+        <w:rPr>
+          <w:rFonts w:ascii="Preeti" w:hAnsi="Preeti"/>
+          <w:sz w:val="34"/>
+          <w:szCs w:val="34"/>
+        </w:rPr>
+        <w:tab/>
+        <w:t>;~</w:t>
+      </w:r>
+      <w:proofErr w:type="gramEnd"/>
+      <w:r>
+        <w:rPr>
+          <w:rFonts w:ascii="Preeti" w:hAnsi="Preeti"/>
+          <w:sz w:val="34"/>
+          <w:szCs w:val="34"/>
+        </w:rPr>
+        <w:t>rf/sf</w:t>
+      </w:r>
+      <w:proofErr w:type="gramStart"/>
+      <w:r>
+        <w:rPr>
+          <w:rFonts w:ascii="Preeti" w:hAnsi="Preeti"/>
+          <w:sz w:val="34"/>
+          <w:szCs w:val="34"/>
+        </w:rPr>
+        <w:t>] ;</w:t>
+      </w:r>
+      <w:proofErr w:type="spellStart"/>
+      <w:r>
+        <w:rPr>
+          <w:rFonts w:ascii="Preeti" w:hAnsi="Preeti"/>
+          <w:sz w:val="34"/>
+          <w:szCs w:val="34"/>
+        </w:rPr>
+        <w:t>fwg</w:t>
+      </w:r>
+      <w:proofErr w:type="spellEnd"/>
+      <w:proofErr w:type="gramEnd"/>
+      <w:r>
+        <w:rPr>
+          <w:rFonts w:ascii="Preeti" w:hAnsi="Preeti"/>
+          <w:sz w:val="34"/>
+          <w:szCs w:val="34"/>
+        </w:rPr>
+        <w:t xml:space="preserve"> </w:t>
       </w:r>
     </w:p>
     <w:p>
@@ -1406,49 +2164,85 @@
           <w:sz w:val="34"/>
           <w:szCs w:val="34"/>
         </w:rPr>
-        <w:t xml:space="preserve">bL3{hLjL </w:t>
-      </w:r>
-      <w:r>
-        <w:rPr>
-          <w:rFonts w:ascii="Preeti" w:hAnsi="Preeti"/>
-          <w:sz w:val="34"/>
-          <w:szCs w:val="34"/>
-        </w:rPr>
-        <w:tab/>
-      </w:r>
-      <w:r>
-        <w:rPr>
-          <w:rFonts w:ascii="Preeti" w:hAnsi="Preeti"/>
-          <w:sz w:val="34"/>
-          <w:szCs w:val="34"/>
-        </w:rPr>
-        <w:tab/>
-      </w:r>
-      <w:r>
-        <w:rPr>
-          <w:rFonts w:ascii="Preeti" w:hAnsi="Preeti"/>
-          <w:sz w:val="34"/>
-          <w:szCs w:val="34"/>
-        </w:rPr>
-        <w:tab/>
-      </w:r>
-      <w:r>
-        <w:rPr>
-          <w:rFonts w:ascii="Preeti" w:hAnsi="Preeti"/>
-          <w:sz w:val="34"/>
-          <w:szCs w:val="34"/>
-        </w:rPr>
-        <w:tab/>
-      </w:r>
-      <w:r>
-        <w:rPr>
-          <w:rFonts w:ascii="Preeti" w:hAnsi="Preeti"/>
-          <w:sz w:val="34"/>
-          <w:szCs w:val="34"/>
-        </w:rPr>
-        <w:tab/>
-        <w:t>Ifo/f]u</w:t>
-      </w:r>
+        <w:t>bL3{</w:t>
+      </w:r>
+      <w:proofErr w:type="spellStart"/>
+      <w:r>
+        <w:rPr>
+          <w:rFonts w:ascii="Preeti" w:hAnsi="Preeti"/>
+          <w:sz w:val="34"/>
+          <w:szCs w:val="34"/>
+        </w:rPr>
+        <w:t>l</w:t>
+      </w:r>
+      <w:r>
+        <w:rPr>
+          <w:rFonts w:ascii="Preeti" w:hAnsi="Preeti"/>
+          <w:sz w:val="34"/>
+          <w:szCs w:val="34"/>
+        </w:rPr>
+        <w:t>hjL</w:t>
+      </w:r>
+      <w:proofErr w:type="spellEnd"/>
+      <w:r>
+        <w:rPr>
+          <w:rFonts w:ascii="Preeti" w:hAnsi="Preeti"/>
+          <w:sz w:val="34"/>
+          <w:szCs w:val="34"/>
+        </w:rPr>
+        <w:t xml:space="preserve"> </w:t>
+      </w:r>
+      <w:r>
+        <w:rPr>
+          <w:rFonts w:ascii="Preeti" w:hAnsi="Preeti"/>
+          <w:sz w:val="34"/>
+          <w:szCs w:val="34"/>
+        </w:rPr>
+        <w:tab/>
+      </w:r>
+      <w:r>
+        <w:rPr>
+          <w:rFonts w:ascii="Preeti" w:hAnsi="Preeti"/>
+          <w:sz w:val="34"/>
+          <w:szCs w:val="34"/>
+        </w:rPr>
+        <w:tab/>
+      </w:r>
+      <w:r>
+        <w:rPr>
+          <w:rFonts w:ascii="Preeti" w:hAnsi="Preeti"/>
+          <w:sz w:val="34"/>
+          <w:szCs w:val="34"/>
+        </w:rPr>
+        <w:tab/>
+      </w:r>
+      <w:r>
+        <w:rPr>
+          <w:rFonts w:ascii="Preeti" w:hAnsi="Preeti"/>
+          <w:sz w:val="34"/>
+          <w:szCs w:val="34"/>
+        </w:rPr>
+        <w:tab/>
+      </w:r>
+      <w:r>
+        <w:rPr>
+          <w:rFonts w:ascii="Preeti" w:hAnsi="Preeti"/>
+          <w:sz w:val="34"/>
+          <w:szCs w:val="34"/>
+        </w:rPr>
+        <w:tab/>
+        <w:t>Ifo/</w:t>
+      </w:r>
+      <w:proofErr w:type="gramStart"/>
+      <w:r>
+        <w:rPr>
+          <w:rFonts w:ascii="Preeti" w:hAnsi="Preeti"/>
+          <w:sz w:val="34"/>
+          <w:szCs w:val="34"/>
+        </w:rPr>
+        <w:t>f]u</w:t>
+      </w:r>
+      <w:proofErr w:type="gramEnd"/>
     </w:p>
     <w:p>
       <w:pPr>
@@ -1473,7 +2267,129 @@
           <w:sz w:val="34"/>
           <w:szCs w:val="34"/>
         </w:rPr>
-        <w:t>@_ pko'Qm zAb 5fg]/ vfnL 7fpF eg'{xf];\ .</w:t>
+        <w:t xml:space="preserve">@_ </w:t>
+      </w:r>
+      <w:proofErr w:type="spellStart"/>
+      <w:r>
+        <w:rPr>
+          <w:rFonts w:ascii="Preeti" w:hAnsi="Preeti"/>
+          <w:b/>
+          <w:bCs/>
+          <w:sz w:val="34"/>
+          <w:szCs w:val="34"/>
+        </w:rPr>
+        <w:t>pko'Qm</w:t>
+      </w:r>
+      <w:proofErr w:type="spellEnd"/>
+      <w:r>
+        <w:rPr>
+          <w:rFonts w:ascii="Preeti" w:hAnsi="Preeti"/>
+          <w:b/>
+          <w:bCs/>
+          <w:sz w:val="34"/>
+          <w:szCs w:val="34"/>
+        </w:rPr>
+        <w:t xml:space="preserve"> </w:t>
+      </w:r>
+      <w:proofErr w:type="spellStart"/>
+      <w:r>
+        <w:rPr>
+          <w:rFonts w:ascii="Preeti" w:hAnsi="Preeti"/>
+          <w:b/>
+          <w:bCs/>
+          <w:sz w:val="34"/>
+          <w:szCs w:val="34"/>
+        </w:rPr>
+        <w:t>zAb</w:t>
+      </w:r>
+      <w:proofErr w:type="spellEnd"/>
+      <w:r>
+        <w:rPr>
+          <w:rFonts w:ascii="Preeti" w:hAnsi="Preeti"/>
+          <w:b/>
+          <w:bCs/>
+          <w:sz w:val="34"/>
+          <w:szCs w:val="34"/>
+        </w:rPr>
+        <w:t xml:space="preserve"> 5fg]/ </w:t>
+      </w:r>
+      <w:proofErr w:type="spellStart"/>
+      <w:r>
+        <w:rPr>
+          <w:rFonts w:ascii="Preeti" w:hAnsi="Preeti"/>
+          <w:b/>
+          <w:bCs/>
+          <w:sz w:val="34"/>
+          <w:szCs w:val="34"/>
+        </w:rPr>
+        <w:t>vfnL</w:t>
+      </w:r>
+      <w:proofErr w:type="spellEnd"/>
+      <w:r>
+        <w:rPr>
+          <w:rFonts w:ascii="Preeti" w:hAnsi="Preeti"/>
+          <w:b/>
+          <w:bCs/>
+          <w:sz w:val="34"/>
+          <w:szCs w:val="34"/>
+        </w:rPr>
+        <w:t xml:space="preserve"> 7fpF </w:t>
+      </w:r>
+      <w:proofErr w:type="spellStart"/>
+      <w:r>
+        <w:rPr>
+          <w:rFonts w:ascii="Preeti" w:hAnsi="Preeti"/>
+          <w:b/>
+          <w:bCs/>
+          <w:sz w:val="34"/>
+          <w:szCs w:val="34"/>
+        </w:rPr>
+        <w:t>eg</w:t>
+      </w:r>
+      <w:proofErr w:type="spellEnd"/>
+      <w:r>
+        <w:rPr>
+          <w:rFonts w:ascii="Preeti" w:hAnsi="Preeti"/>
+          <w:b/>
+          <w:bCs/>
+          <w:sz w:val="34"/>
+          <w:szCs w:val="34"/>
+        </w:rPr>
+        <w:t>'{</w:t>
+      </w:r>
+      <w:proofErr w:type="spellStart"/>
+      <w:r>
+        <w:rPr>
+          <w:rFonts w:ascii="Preeti" w:hAnsi="Preeti"/>
+          <w:b/>
+          <w:bCs/>
+          <w:sz w:val="34"/>
+          <w:szCs w:val="34"/>
+        </w:rPr>
+        <w:t>xf</w:t>
+      </w:r>
+      <w:proofErr w:type="spellEnd"/>
+      <w:proofErr w:type="gramStart"/>
+      <w:r>
+        <w:rPr>
+          <w:rFonts w:ascii="Preeti" w:hAnsi="Preeti"/>
+          <w:b/>
+          <w:bCs/>
+          <w:sz w:val="34"/>
+          <w:szCs w:val="34"/>
+        </w:rPr>
+        <w:t>];\</w:t>
+      </w:r>
+      <w:proofErr w:type="gramEnd"/>
+      <w:r>
+        <w:rPr>
+          <w:rFonts w:ascii="Preeti" w:hAnsi="Preeti"/>
+          <w:b/>
+          <w:bCs/>
+          <w:sz w:val="34"/>
+          <w:szCs w:val="34"/>
+        </w:rPr>
+        <w:t xml:space="preserve"> .</w:t>
       </w:r>
       <w:r>
         <w:rPr>
@@ -1589,7 +2505,163 @@
           <w:sz w:val="34"/>
           <w:szCs w:val="34"/>
         </w:rPr>
-        <w:t xml:space="preserve">-nfnLu'/fF;, k"j{, hggL, ;DklQ, ;]n/f]6L_ </w:t>
+        <w:t>-</w:t>
+      </w:r>
+      <w:proofErr w:type="spellStart"/>
+      <w:r>
+        <w:rPr>
+          <w:rFonts w:ascii="Preeti" w:hAnsi="Preeti"/>
+          <w:b/>
+          <w:bCs/>
+          <w:sz w:val="34"/>
+          <w:szCs w:val="34"/>
+        </w:rPr>
+        <w:t>nfnLu</w:t>
+      </w:r>
+      <w:proofErr w:type="spellEnd"/>
+      <w:r>
+        <w:rPr>
+          <w:rFonts w:ascii="Preeti" w:hAnsi="Preeti"/>
+          <w:b/>
+          <w:bCs/>
+          <w:sz w:val="34"/>
+          <w:szCs w:val="34"/>
+        </w:rPr>
+        <w:t>'/</w:t>
+      </w:r>
+      <w:proofErr w:type="spellStart"/>
+      <w:proofErr w:type="gramStart"/>
+      <w:r>
+        <w:rPr>
+          <w:rFonts w:ascii="Preeti" w:hAnsi="Preeti"/>
+          <w:b/>
+          <w:bCs/>
+          <w:sz w:val="34"/>
+          <w:szCs w:val="34"/>
+        </w:rPr>
+        <w:t>fF</w:t>
+      </w:r>
+      <w:proofErr w:type="spellEnd"/>
+      <w:r>
+        <w:rPr>
+          <w:rFonts w:ascii="Preeti" w:hAnsi="Preeti"/>
+          <w:b/>
+          <w:bCs/>
+          <w:sz w:val="34"/>
+          <w:szCs w:val="34"/>
+        </w:rPr>
+        <w:t>;,</w:t>
+      </w:r>
+      <w:proofErr w:type="gramEnd"/>
+      <w:r>
+        <w:rPr>
+          <w:rFonts w:ascii="Preeti" w:hAnsi="Preeti"/>
+          <w:b/>
+          <w:bCs/>
+          <w:sz w:val="34"/>
+          <w:szCs w:val="34"/>
+        </w:rPr>
+        <w:t xml:space="preserve"> </w:t>
+      </w:r>
+      <w:proofErr w:type="spellStart"/>
+      <w:r>
+        <w:rPr>
+          <w:rFonts w:ascii="Preeti" w:hAnsi="Preeti"/>
+          <w:b/>
+          <w:bCs/>
+          <w:sz w:val="34"/>
+          <w:szCs w:val="34"/>
+        </w:rPr>
+        <w:t>k"</w:t>
+      </w:r>
+      <w:proofErr w:type="gramStart"/>
+      <w:r>
+        <w:rPr>
+          <w:rFonts w:ascii="Preeti" w:hAnsi="Preeti"/>
+          <w:b/>
+          <w:bCs/>
+          <w:sz w:val="34"/>
+          <w:szCs w:val="34"/>
+        </w:rPr>
+        <w:t>j</w:t>
+      </w:r>
+      <w:proofErr w:type="spellEnd"/>
+      <w:r>
+        <w:rPr>
+          <w:rFonts w:ascii="Preeti" w:hAnsi="Preeti"/>
+          <w:b/>
+          <w:bCs/>
+          <w:sz w:val="34"/>
+          <w:szCs w:val="34"/>
+        </w:rPr>
+        <w:t>{</w:t>
+      </w:r>
+      <w:proofErr w:type="gramEnd"/>
+      <w:r>
+        <w:rPr>
+          <w:rFonts w:ascii="Preeti" w:hAnsi="Preeti"/>
+          <w:b/>
+          <w:bCs/>
+          <w:sz w:val="34"/>
+          <w:szCs w:val="34"/>
+        </w:rPr>
+        <w:t xml:space="preserve">, </w:t>
+      </w:r>
+      <w:proofErr w:type="spellStart"/>
+      <w:r>
+        <w:rPr>
+          <w:rFonts w:ascii="Preeti" w:hAnsi="Preeti"/>
+          <w:b/>
+          <w:bCs/>
+          <w:sz w:val="34"/>
+          <w:szCs w:val="34"/>
+        </w:rPr>
+        <w:t>hggL</w:t>
+      </w:r>
+      <w:proofErr w:type="spellEnd"/>
+      <w:proofErr w:type="gramStart"/>
+      <w:r>
+        <w:rPr>
+          <w:rFonts w:ascii="Preeti" w:hAnsi="Preeti"/>
+          <w:b/>
+          <w:bCs/>
+          <w:sz w:val="34"/>
+          <w:szCs w:val="34"/>
+        </w:rPr>
+        <w:t>, ;</w:t>
+      </w:r>
+      <w:proofErr w:type="spellStart"/>
+      <w:r>
+        <w:rPr>
+          <w:rFonts w:ascii="Preeti" w:hAnsi="Preeti"/>
+          <w:b/>
+          <w:bCs/>
+          <w:sz w:val="34"/>
+          <w:szCs w:val="34"/>
+        </w:rPr>
+        <w:t>DklQ</w:t>
+      </w:r>
+      <w:proofErr w:type="spellEnd"/>
+      <w:r>
+        <w:rPr>
+          <w:rFonts w:ascii="Preeti" w:hAnsi="Preeti"/>
+          <w:b/>
+          <w:bCs/>
+          <w:sz w:val="34"/>
+          <w:szCs w:val="34"/>
+        </w:rPr>
+        <w:t>, ;]n</w:t>
+      </w:r>
+      <w:proofErr w:type="gramEnd"/>
+      <w:r>
+        <w:rPr>
+          <w:rFonts w:ascii="Preeti" w:hAnsi="Preeti"/>
+          <w:b/>
+          <w:bCs/>
+          <w:sz w:val="34"/>
+          <w:szCs w:val="34"/>
+        </w:rPr>
+        <w:t xml:space="preserve">/f]6L_ </w:t>
       </w:r>
     </w:p>
     <w:p>
@@ -1611,7 +2683,79 @@
           <w:sz w:val="34"/>
           <w:szCs w:val="34"/>
         </w:rPr>
-        <w:t xml:space="preserve">s_ ;"o{ ==========================df pbfpF5 . </w:t>
+        <w:t>s</w:t>
+      </w:r>
+      <w:proofErr w:type="gramStart"/>
+      <w:r>
+        <w:rPr>
+          <w:rFonts w:ascii="Preeti" w:hAnsi="Preeti"/>
+          <w:sz w:val="34"/>
+          <w:szCs w:val="34"/>
+        </w:rPr>
+        <w:t>_ ;</w:t>
+      </w:r>
+      <w:proofErr w:type="gramEnd"/>
+      <w:r>
+        <w:rPr>
+          <w:rFonts w:ascii="Preeti" w:hAnsi="Preeti"/>
+          <w:sz w:val="34"/>
+          <w:szCs w:val="34"/>
+        </w:rPr>
+        <w:t>"</w:t>
+      </w:r>
+      <w:proofErr w:type="gramStart"/>
+      <w:r>
+        <w:rPr>
+          <w:rFonts w:ascii="Preeti" w:hAnsi="Preeti"/>
+          <w:sz w:val="34"/>
+          <w:szCs w:val="34"/>
+        </w:rPr>
+        <w:t>o{ =</w:t>
+      </w:r>
+      <w:proofErr w:type="gramEnd"/>
+      <w:r>
+        <w:rPr>
+          <w:rFonts w:ascii="Preeti" w:hAnsi="Preeti"/>
+          <w:sz w:val="34"/>
+          <w:szCs w:val="34"/>
+        </w:rPr>
+        <w:t>=========================</w:t>
+      </w:r>
+      <w:proofErr w:type="spellStart"/>
+      <w:r>
+        <w:rPr>
+          <w:rFonts w:ascii="Preeti" w:hAnsi="Preeti"/>
+          <w:sz w:val="34"/>
+          <w:szCs w:val="34"/>
+        </w:rPr>
+        <w:t>df</w:t>
+      </w:r>
+      <w:proofErr w:type="spellEnd"/>
+      <w:r>
+        <w:rPr>
+          <w:rFonts w:ascii="Preeti" w:hAnsi="Preeti"/>
+          <w:sz w:val="34"/>
+          <w:szCs w:val="34"/>
+        </w:rPr>
+        <w:t xml:space="preserve"> pbfpF</w:t>
+      </w:r>
+      <w:proofErr w:type="gramStart"/>
+      <w:r>
+        <w:rPr>
+          <w:rFonts w:ascii="Preeti" w:hAnsi="Preeti"/>
+          <w:sz w:val="34"/>
+          <w:szCs w:val="34"/>
+        </w:rPr>
+        <w:t>5 .</w:t>
+      </w:r>
+      <w:proofErr w:type="gramEnd"/>
+      <w:r>
+        <w:rPr>
+          <w:rFonts w:ascii="Preeti" w:hAnsi="Preeti"/>
+          <w:sz w:val="34"/>
+          <w:szCs w:val="34"/>
+        </w:rPr>
+        <w:t xml:space="preserve"> </w:t>
       </w:r>
     </w:p>
     <w:p>
@@ -1633,7 +2777,81 @@
           <w:sz w:val="34"/>
           <w:szCs w:val="34"/>
         </w:rPr>
-        <w:t xml:space="preserve">v_ g]kfnsf] /fli6«o km"n===============================xf] . </w:t>
+        <w:t xml:space="preserve">v_ </w:t>
+      </w:r>
+      <w:proofErr w:type="gramStart"/>
+      <w:r>
+        <w:rPr>
+          <w:rFonts w:ascii="Preeti" w:hAnsi="Preeti"/>
+          <w:sz w:val="34"/>
+          <w:szCs w:val="34"/>
+        </w:rPr>
+        <w:t>g]</w:t>
+      </w:r>
+      <w:proofErr w:type="spellStart"/>
+      <w:r>
+        <w:rPr>
+          <w:rFonts w:ascii="Preeti" w:hAnsi="Preeti"/>
+          <w:sz w:val="34"/>
+          <w:szCs w:val="34"/>
+        </w:rPr>
+        <w:t>kfnsf</w:t>
+      </w:r>
+      <w:proofErr w:type="spellEnd"/>
+      <w:proofErr w:type="gramEnd"/>
+      <w:r>
+        <w:rPr>
+          <w:rFonts w:ascii="Preeti" w:hAnsi="Preeti"/>
+          <w:sz w:val="34"/>
+          <w:szCs w:val="34"/>
+        </w:rPr>
+        <w:t xml:space="preserve">] /fli6«o </w:t>
+      </w:r>
+      <w:proofErr w:type="spellStart"/>
+      <w:r>
+        <w:rPr>
+          <w:rFonts w:ascii="Preeti" w:hAnsi="Preeti"/>
+          <w:sz w:val="34"/>
+          <w:szCs w:val="34"/>
+        </w:rPr>
+        <w:t>km"n</w:t>
+      </w:r>
+      <w:proofErr w:type="spellEnd"/>
+      <w:r>
+        <w:rPr>
+          <w:rFonts w:ascii="Preeti" w:hAnsi="Preeti"/>
+          <w:sz w:val="34"/>
+          <w:szCs w:val="34"/>
+        </w:rPr>
+        <w:t>===============================</w:t>
+      </w:r>
+      <w:proofErr w:type="spellStart"/>
+      <w:r>
+        <w:rPr>
+          <w:rFonts w:ascii="Preeti" w:hAnsi="Preeti"/>
+          <w:sz w:val="34"/>
+          <w:szCs w:val="34"/>
+        </w:rPr>
+        <w:t>xf</w:t>
+      </w:r>
+      <w:proofErr w:type="spellEnd"/>
+      <w:proofErr w:type="gramStart"/>
+      <w:r>
+        <w:rPr>
+          <w:rFonts w:ascii="Preeti" w:hAnsi="Preeti"/>
+          <w:sz w:val="34"/>
+          <w:szCs w:val="34"/>
+        </w:rPr>
+        <w:t>] .</w:t>
+      </w:r>
+      <w:proofErr w:type="gramEnd"/>
+      <w:r>
+        <w:rPr>
+          <w:rFonts w:ascii="Preeti" w:hAnsi="Preeti"/>
+          <w:sz w:val="34"/>
+          <w:szCs w:val="34"/>
+        </w:rPr>
+        <w:t xml:space="preserve"> </w:t>
       </w:r>
     </w:p>
     <w:p>
@@ -1655,7 +2873,71 @@
           <w:sz w:val="34"/>
           <w:szCs w:val="34"/>
         </w:rPr>
-        <w:t xml:space="preserve">u_ OG6/g]6 ;a} g]6js{x?sf] ==============================xf] . </w:t>
+        <w:t>u_ OG6/g]</w:t>
+      </w:r>
+      <w:proofErr w:type="gramStart"/>
+      <w:r>
+        <w:rPr>
+          <w:rFonts w:ascii="Preeti" w:hAnsi="Preeti"/>
+          <w:sz w:val="34"/>
+          <w:szCs w:val="34"/>
+        </w:rPr>
+        <w:t>6 ;a</w:t>
+      </w:r>
+      <w:proofErr w:type="gramEnd"/>
+      <w:r>
+        <w:rPr>
+          <w:rFonts w:ascii="Preeti" w:hAnsi="Preeti"/>
+          <w:sz w:val="34"/>
+          <w:szCs w:val="34"/>
+        </w:rPr>
+        <w:t>} g]6js{</w:t>
+      </w:r>
+      <w:proofErr w:type="spellStart"/>
+      <w:r>
+        <w:rPr>
+          <w:rFonts w:ascii="Preeti" w:hAnsi="Preeti"/>
+          <w:sz w:val="34"/>
+          <w:szCs w:val="34"/>
+        </w:rPr>
+        <w:t>x?sf</w:t>
+      </w:r>
+      <w:proofErr w:type="spellEnd"/>
+      <w:r>
+        <w:rPr>
+          <w:rFonts w:ascii="Preeti" w:hAnsi="Preeti"/>
+          <w:sz w:val="34"/>
+          <w:szCs w:val="34"/>
+        </w:rPr>
+        <w:t>] ==============================</w:t>
+      </w:r>
+      <w:proofErr w:type="spellStart"/>
+      <w:r>
+        <w:rPr>
+          <w:rFonts w:ascii="Preeti" w:hAnsi="Preeti"/>
+          <w:sz w:val="34"/>
+          <w:szCs w:val="34"/>
+        </w:rPr>
+        <w:t>xf</w:t>
+      </w:r>
+      <w:proofErr w:type="spellEnd"/>
+      <w:proofErr w:type="gramStart"/>
+      <w:r>
+        <w:rPr>
+          <w:rFonts w:ascii="Preeti" w:hAnsi="Preeti"/>
+          <w:sz w:val="34"/>
+          <w:szCs w:val="34"/>
+        </w:rPr>
+        <w:t>] .</w:t>
+      </w:r>
+      <w:proofErr w:type="gramEnd"/>
+      <w:r>
+        <w:rPr>
+          <w:rFonts w:ascii="Preeti" w:hAnsi="Preeti"/>
+          <w:sz w:val="34"/>
+          <w:szCs w:val="34"/>
+        </w:rPr>
+        <w:t xml:space="preserve"> </w:t>
       </w:r>
     </w:p>
     <w:p>
@@ -1677,7 +2959,89 @@
           <w:sz w:val="34"/>
           <w:szCs w:val="34"/>
         </w:rPr>
-        <w:t xml:space="preserve">3_ ltxf/df ;a}sf 3/df================================kfS5 . </w:t>
+        <w:t xml:space="preserve">3_ </w:t>
+      </w:r>
+      <w:proofErr w:type="spellStart"/>
+      <w:r>
+        <w:rPr>
+          <w:rFonts w:ascii="Preeti" w:hAnsi="Preeti"/>
+          <w:sz w:val="34"/>
+          <w:szCs w:val="34"/>
+        </w:rPr>
+        <w:t>ltxf</w:t>
+      </w:r>
+      <w:proofErr w:type="spellEnd"/>
+      <w:r>
+        <w:rPr>
+          <w:rFonts w:ascii="Preeti" w:hAnsi="Preeti"/>
+          <w:sz w:val="34"/>
+          <w:szCs w:val="34"/>
+        </w:rPr>
+        <w:t>/</w:t>
+      </w:r>
+      <w:proofErr w:type="spellStart"/>
+      <w:proofErr w:type="gramStart"/>
+      <w:r>
+        <w:rPr>
+          <w:rFonts w:ascii="Preeti" w:hAnsi="Preeti"/>
+          <w:sz w:val="34"/>
+          <w:szCs w:val="34"/>
+        </w:rPr>
+        <w:t>df</w:t>
+      </w:r>
+      <w:proofErr w:type="spellEnd"/>
+      <w:r>
+        <w:rPr>
+          <w:rFonts w:ascii="Preeti" w:hAnsi="Preeti"/>
+          <w:sz w:val="34"/>
+          <w:szCs w:val="34"/>
+        </w:rPr>
+        <w:t xml:space="preserve"> ;a</w:t>
+      </w:r>
+      <w:proofErr w:type="gramEnd"/>
+      <w:r>
+        <w:rPr>
+          <w:rFonts w:ascii="Preeti" w:hAnsi="Preeti"/>
+          <w:sz w:val="34"/>
+          <w:szCs w:val="34"/>
+        </w:rPr>
+        <w:t>}sf 3/</w:t>
+      </w:r>
+      <w:proofErr w:type="spellStart"/>
+      <w:r>
+        <w:rPr>
+          <w:rFonts w:ascii="Preeti" w:hAnsi="Preeti"/>
+          <w:sz w:val="34"/>
+          <w:szCs w:val="34"/>
+        </w:rPr>
+        <w:t>df</w:t>
+      </w:r>
+      <w:proofErr w:type="spellEnd"/>
+      <w:r>
+        <w:rPr>
+          <w:rFonts w:ascii="Preeti" w:hAnsi="Preeti"/>
+          <w:sz w:val="34"/>
+          <w:szCs w:val="34"/>
+        </w:rPr>
+        <w:t>================================kfS</w:t>
+      </w:r>
+      <w:proofErr w:type="gramStart"/>
+      <w:r>
+        <w:rPr>
+          <w:rFonts w:ascii="Preeti" w:hAnsi="Preeti"/>
+          <w:sz w:val="34"/>
+          <w:szCs w:val="34"/>
+        </w:rPr>
+        <w:t>5 .</w:t>
+      </w:r>
+      <w:proofErr w:type="gramEnd"/>
+      <w:r>
+        <w:rPr>
+          <w:rFonts w:ascii="Preeti" w:hAnsi="Preeti"/>
+          <w:sz w:val="34"/>
+          <w:szCs w:val="34"/>
+        </w:rPr>
+        <w:t xml:space="preserve"> </w:t>
       </w:r>
     </w:p>
     <w:p>
@@ -1699,7 +3063,107 @@
           <w:sz w:val="34"/>
           <w:szCs w:val="34"/>
         </w:rPr>
-        <w:t xml:space="preserve">ª_ ;u/dfyf xfd|f]=================================xf] . </w:t>
+        <w:t>ª</w:t>
+      </w:r>
+      <w:proofErr w:type="gramStart"/>
+      <w:r>
+        <w:rPr>
+          <w:rFonts w:ascii="Preeti" w:hAnsi="Preeti"/>
+          <w:sz w:val="34"/>
+          <w:szCs w:val="34"/>
+        </w:rPr>
+        <w:t>_ ;u</w:t>
+      </w:r>
+      <w:proofErr w:type="gramEnd"/>
+      <w:r>
+        <w:rPr>
+          <w:rFonts w:ascii="Preeti" w:hAnsi="Preeti"/>
+          <w:sz w:val="34"/>
+          <w:szCs w:val="34"/>
+        </w:rPr>
+        <w:t>/</w:t>
+      </w:r>
+      <w:proofErr w:type="spellStart"/>
+      <w:r>
+        <w:rPr>
+          <w:rFonts w:ascii="Preeti" w:hAnsi="Preeti"/>
+          <w:sz w:val="34"/>
+          <w:szCs w:val="34"/>
+        </w:rPr>
+        <w:t>dfyf</w:t>
+      </w:r>
+      <w:proofErr w:type="spellEnd"/>
+      <w:r>
+        <w:rPr>
+          <w:rFonts w:ascii="Preeti" w:hAnsi="Preeti"/>
+          <w:sz w:val="34"/>
+          <w:szCs w:val="34"/>
+        </w:rPr>
+        <w:t xml:space="preserve"> </w:t>
+      </w:r>
+      <w:proofErr w:type="spellStart"/>
+      <w:r>
+        <w:rPr>
+          <w:rFonts w:ascii="Preeti" w:hAnsi="Preeti"/>
+          <w:sz w:val="34"/>
+          <w:szCs w:val="34"/>
+        </w:rPr>
+        <w:t>xfd|</w:t>
+      </w:r>
+      <w:proofErr w:type="gramStart"/>
+      <w:r>
+        <w:rPr>
+          <w:rFonts w:ascii="Preeti" w:hAnsi="Preeti"/>
+          <w:sz w:val="34"/>
+          <w:szCs w:val="34"/>
+        </w:rPr>
+        <w:t>f</w:t>
+      </w:r>
+      <w:proofErr w:type="spellEnd"/>
+      <w:r>
+        <w:rPr>
+          <w:rFonts w:ascii="Preeti" w:hAnsi="Preeti"/>
+          <w:sz w:val="34"/>
+          <w:szCs w:val="34"/>
+        </w:rPr>
+        <w:t>]=</w:t>
+      </w:r>
+      <w:proofErr w:type="gramEnd"/>
+      <w:r>
+        <w:rPr>
+          <w:rFonts w:ascii="Preeti" w:hAnsi="Preeti"/>
+          <w:sz w:val="34"/>
+          <w:szCs w:val="34"/>
+        </w:rPr>
+        <w:t>================================</w:t>
+      </w:r>
+      <w:proofErr w:type="spellStart"/>
+      <w:r>
+        <w:rPr>
+          <w:rFonts w:ascii="Preeti" w:hAnsi="Preeti"/>
+          <w:sz w:val="34"/>
+          <w:szCs w:val="34"/>
+        </w:rPr>
+        <w:t>xf</w:t>
+      </w:r>
+      <w:proofErr w:type="spellEnd"/>
+      <w:proofErr w:type="gramStart"/>
+      <w:r>
+        <w:rPr>
+          <w:rFonts w:ascii="Preeti" w:hAnsi="Preeti"/>
+          <w:sz w:val="34"/>
+          <w:szCs w:val="34"/>
+        </w:rPr>
+        <w:t>] .</w:t>
+      </w:r>
+      <w:proofErr w:type="gramEnd"/>
+      <w:r>
+        <w:rPr>
+          <w:rFonts w:ascii="Preeti" w:hAnsi="Preeti"/>
+          <w:sz w:val="34"/>
+          <w:szCs w:val="34"/>
+        </w:rPr>
+        <w:t xml:space="preserve"> </w:t>
       </w:r>
     </w:p>
     <w:p>
@@ -1722,10 +3186,196 @@
           <w:rFonts w:ascii="Preeti" w:hAnsi="Preeti"/>
           <w:b/>
           <w:bCs/>
-          <w:sz w:val="34"/>
-          <w:szCs w:val="34"/>
-        </w:rPr>
-        <w:t>#_ 7Ls / a]7Ls 5'6\ofpg'xf];\ .</w:t>
+          <w:noProof/>
+          <w:sz w:val="34"/>
+          <w:szCs w:val="34"/>
+          <w14:ligatures w14:val="standardContextual"/>
+        </w:rPr>
+        <mc:AlternateContent>
+          <mc:Choice Requires="wps">
+            <w:drawing>
+              <wp:anchor distT="0" distB="0" distL="114300" distR="114300" simplePos="0" relativeHeight="251670528" behindDoc="0" locked="0" layoutInCell="1" allowOverlap="1" wp14:anchorId="0AF6D5B0" wp14:editId="496C1A78">
+                <wp:simplePos x="0" y="0"/>
+                <wp:positionH relativeFrom="column">
+                  <wp:posOffset>2717800</wp:posOffset>
+                </wp:positionH>
+                <wp:positionV relativeFrom="paragraph">
+                  <wp:posOffset>395605</wp:posOffset>
+                </wp:positionV>
+                <wp:extent cx="933450" cy="311150"/>
+                <wp:effectExtent l="0" t="0" r="19050" b="12700"/>
+                <wp:wrapNone/>
+                <wp:docPr id="946945188" name="Rectangle 4"/>
+                <wp:cNvGraphicFramePr/>
+                <a:graphic xmlns:a="http://schemas.openxmlformats.org/drawingml/2006/main">
+                  <a:graphicData uri="http://schemas.microsoft.com/office/word/2010/wordprocessingShape">
+                    <wps:wsp>
+                      <wps:cNvSpPr/>
+                      <wps:spPr>
+                        <a:xfrm>
+                          <a:off x="0" y="0"/>
+                          <a:ext cx="933450" cy="311150"/>
+                        </a:xfrm>
+                        <a:prstGeom prst="rect">
+                          <a:avLst/>
+                        </a:prstGeom>
+                        <a:noFill/>
+                      </wps:spPr>
+                      <wps:style>
+                        <a:lnRef idx="2">
+                          <a:schemeClr val="accent1">
+                            <a:shade val="15000"/>
+                          </a:schemeClr>
+                        </a:lnRef>
+                        <a:fillRef idx="1">
+                          <a:schemeClr val="accent1"/>
+                        </a:fillRef>
+                        <a:effectRef idx="0">
+                          <a:schemeClr val="accent1"/>
+                        </a:effectRef>
+                        <a:fontRef idx="minor">
+                          <a:schemeClr val="lt1"/>
+                        </a:fontRef>
+                      </wps:style>
+                      <wps:txbx>
+                        <w:txbxContent>
+                          <w:p>
+                            <w:pPr>
+                              <w:jc w:val="center"/>
+                            </w:pPr>
+                            <w:r>
+                              <w:t>it-260it-260it-260</w:t>
+                            </w:r>
+                          </w:p>
+                        </w:txbxContent>
+                      </wps:txbx>
+                      <wps:bodyPr rot="0" spcFirstLastPara="0" vertOverflow="overflow" horzOverflow="overflow" vert="horz" wrap="square" lIns="91440" tIns="45720" rIns="91440" bIns="45720" numCol="1" spcCol="0" rtlCol="0" fromWordArt="0" anchor="ctr" anchorCtr="0" forceAA="0" compatLnSpc="1">
+                        <a:prstTxWarp prst="textNoShape">
+                          <a:avLst/>
+                        </a:prstTxWarp>
+                        <a:noAutofit/>
+                      </wps:bodyPr>
+                    </wps:wsp>
+                  </a:graphicData>
+                </a:graphic>
+              </wp:anchor>
+            </w:drawing>
+          </mc:Choice>
+          <mc:Fallback>
+            <w:pict>
+              <v:rect w14:anchorId="0AF6D5B0" id="Rectangle 4" o:spid="_x0000_s1027" style="position:absolute;left:0;text-align:left;margin-left:214pt;margin-top:31.15pt;width:73.5pt;height:24.5pt;z-index:251670528;visibility:visible;mso-wrap-style:square;mso-wrap-distance-left:9pt;mso-wrap-distance-top:0;mso-wrap-distance-right:9pt;mso-wrap-distance-bottom:0;mso-position-horizontal:absolute;mso-position-horizontal-relative:text;mso-position-vertical:absolute;mso-position-vertical-relative:text;v-text-anchor:middle" o:gfxdata="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" filled="f" strokecolor="#09101d [484]" strokeweight="1pt">
+                <v:textbox>
+                  <w:txbxContent>
+                    <w:p>
+                      <w:pPr>
+                        <w:jc w:val="center"/>
+                      </w:pPr>
+                      <w:r>
+                        <w:t>it-260it-260it-260</w:t>
+                      </w:r>
+                    </w:p>
+                  </w:txbxContent>
+                </v:textbox>
+              </v:rect>
+            </w:pict>
+          </mc:Fallback>
+        </mc:AlternateContent>
+      </w:r>
+      <w:r>
+        <w:rPr>
+          <w:rFonts w:ascii="Preeti" w:hAnsi="Preeti"/>
+          <w:b/>
+          <w:bCs/>
+          <w:sz w:val="34"/>
+          <w:szCs w:val="34"/>
+        </w:rPr>
+        <w:t xml:space="preserve">#_ </w:t>
+      </w:r>
+      <w:r>
+        <w:rPr>
+          <w:rFonts w:ascii="Preeti" w:hAnsi="Preeti"/>
+          <w:b/>
+          <w:bCs/>
+          <w:sz w:val="34"/>
+          <w:szCs w:val="34"/>
+        </w:rPr>
+        <w:t>l</w:t>
+      </w:r>
+      <w:r>
+        <w:rPr>
+          <w:rFonts w:ascii="Preeti" w:hAnsi="Preeti"/>
+          <w:b/>
+          <w:bCs/>
+          <w:sz w:val="34"/>
+          <w:szCs w:val="34"/>
+        </w:rPr>
+        <w:t xml:space="preserve">7s / </w:t>
+      </w:r>
+      <w:proofErr w:type="gramStart"/>
+      <w:r>
+        <w:rPr>
+          <w:rFonts w:ascii="Preeti" w:hAnsi="Preeti"/>
+          <w:b/>
+          <w:bCs/>
+          <w:sz w:val="34"/>
+          <w:szCs w:val="34"/>
+        </w:rPr>
+        <w:t>a]</w:t>
+      </w:r>
+      <w:r>
+        <w:rPr>
+          <w:rFonts w:ascii="Preeti" w:hAnsi="Preeti"/>
+          <w:b/>
+          <w:bCs/>
+          <w:sz w:val="34"/>
+          <w:szCs w:val="34"/>
+        </w:rPr>
+        <w:t>l</w:t>
+      </w:r>
+      <w:proofErr w:type="gramEnd"/>
+      <w:r>
+        <w:rPr>
+          <w:rFonts w:ascii="Preeti" w:hAnsi="Preeti"/>
+          <w:b/>
+          <w:bCs/>
+          <w:sz w:val="34"/>
+          <w:szCs w:val="34"/>
+        </w:rPr>
+        <w:t>7s 5'6\</w:t>
+      </w:r>
+      <w:proofErr w:type="spellStart"/>
+      <w:r>
+        <w:rPr>
+          <w:rFonts w:ascii="Preeti" w:hAnsi="Preeti"/>
+          <w:b/>
+          <w:bCs/>
+          <w:sz w:val="34"/>
+          <w:szCs w:val="34"/>
+        </w:rPr>
+        <w:t>ofpg'xf</w:t>
+      </w:r>
+      <w:proofErr w:type="spellEnd"/>
+      <w:proofErr w:type="gramStart"/>
+      <w:r>
+        <w:rPr>
+          <w:rFonts w:ascii="Preeti" w:hAnsi="Preeti"/>
+          <w:b/>
+          <w:bCs/>
+          <w:sz w:val="34"/>
+          <w:szCs w:val="34"/>
+        </w:rPr>
+        <w:t>];\</w:t>
+      </w:r>
+      <w:proofErr w:type="gramEnd"/>
+      <w:r>
+        <w:rPr>
+          <w:rFonts w:ascii="Preeti" w:hAnsi="Preeti"/>
+          <w:b/>
+          <w:bCs/>
+          <w:sz w:val="34"/>
+          <w:szCs w:val="34"/>
+        </w:rPr>
+        <w:t xml:space="preserve"> .</w:t>
       </w:r>
       <w:r>
         <w:rPr>
@@ -1854,10 +3504,220 @@
       <w:r>
         <w:rPr>
           <w:rFonts w:ascii="Preeti" w:hAnsi="Preeti"/>
-          <w:sz w:val="34"/>
-          <w:szCs w:val="34"/>
-        </w:rPr>
-        <w:t>s_ xfd|f] b]zsf] /fli6«o hgfj/ u}+8f xf] . ======================</w:t>
+          <w:b/>
+          <w:bCs/>
+          <w:noProof/>
+          <w:sz w:val="34"/>
+          <w:szCs w:val="34"/>
+          <w14:ligatures w14:val="standardContextual"/>
+        </w:rPr>
+        <mc:AlternateContent>
+          <mc:Choice Requires="wps">
+            <w:drawing>
+              <wp:anchor distT="0" distB="0" distL="114300" distR="114300" simplePos="0" relativeHeight="251672576" behindDoc="0" locked="0" layoutInCell="1" allowOverlap="1" wp14:anchorId="624D4ECB" wp14:editId="6E439D05">
+                <wp:simplePos x="0" y="0"/>
+                <wp:positionH relativeFrom="column">
+                  <wp:posOffset>2165350</wp:posOffset>
+                </wp:positionH>
+                <wp:positionV relativeFrom="paragraph">
+                  <wp:posOffset>388620</wp:posOffset>
+                </wp:positionV>
+                <wp:extent cx="933450" cy="311150"/>
+                <wp:effectExtent l="0" t="0" r="19050" b="12700"/>
+                <wp:wrapNone/>
+                <wp:docPr id="214406475" name="Rectangle 4"/>
+                <wp:cNvGraphicFramePr/>
+                <a:graphic xmlns:a="http://schemas.openxmlformats.org/drawingml/2006/main">
+                  <a:graphicData uri="http://schemas.microsoft.com/office/word/2010/wordprocessingShape">
+                    <wps:wsp>
+                      <wps:cNvSpPr/>
+                      <wps:spPr>
+                        <a:xfrm>
+                          <a:off x="0" y="0"/>
+                          <a:ext cx="933450" cy="311150"/>
+                        </a:xfrm>
+                        <a:prstGeom prst="rect">
+                          <a:avLst/>
+                        </a:prstGeom>
+                        <a:noFill/>
+                      </wps:spPr>
+                      <wps:style>
+                        <a:lnRef idx="2">
+                          <a:schemeClr val="accent1">
+                            <a:shade val="15000"/>
+                          </a:schemeClr>
+                        </a:lnRef>
+                        <a:fillRef idx="1">
+                          <a:schemeClr val="accent1"/>
+                        </a:fillRef>
+                        <a:effectRef idx="0">
+                          <a:schemeClr val="accent1"/>
+                        </a:effectRef>
+                        <a:fontRef idx="minor">
+                          <a:schemeClr val="lt1"/>
+                        </a:fontRef>
+                      </wps:style>
+                      <wps:txbx>
+                        <w:txbxContent>
+                          <w:p>
+                            <w:pPr>
+                              <w:jc w:val="center"/>
+                            </w:pPr>
+                            <w:r>
+                              <w:t>it-260it-260it-260</w:t>
+                            </w:r>
+                          </w:p>
+                        </w:txbxContent>
+                      </wps:txbx>
+                      <wps:bodyPr rot="0" spcFirstLastPara="0" vertOverflow="overflow" horzOverflow="overflow" vert="horz" wrap="square" lIns="91440" tIns="45720" rIns="91440" bIns="45720" numCol="1" spcCol="0" rtlCol="0" fromWordArt="0" anchor="ctr" anchorCtr="0" forceAA="0" compatLnSpc="1">
+                        <a:prstTxWarp prst="textNoShape">
+                          <a:avLst/>
+                        </a:prstTxWarp>
+                        <a:noAutofit/>
+                      </wps:bodyPr>
+                    </wps:wsp>
+                  </a:graphicData>
+                </a:graphic>
+              </wp:anchor>
+            </w:drawing>
+          </mc:Choice>
+          <mc:Fallback>
+            <w:pict>
+              <v:rect w14:anchorId="624D4ECB" id="_x0000_s1028" style="position:absolute;left:0;text-align:left;margin-left:170.5pt;margin-top:30.6pt;width:73.5pt;height:24.5pt;z-index:251672576;visibility:visible;mso-wrap-style:square;mso-wrap-distance-left:9pt;mso-wrap-distance-top:0;mso-wrap-distance-right:9pt;mso-wrap-distance-bottom:0;mso-position-horizontal:absolute;mso-position-horizontal-relative:text;mso-position-vertical:absolute;mso-position-vertical-relative:text;v-text-anchor:middle" o:gfxdata="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" filled="f" strokecolor="#09101d [484]" strokeweight="1pt">
+                <v:textbox>
+                  <w:txbxContent>
+                    <w:p>
+                      <w:pPr>
+                        <w:jc w:val="center"/>
+                      </w:pPr>
+                      <w:r>
+                        <w:t>it-260it-260it-260</w:t>
+                      </w:r>
+                    </w:p>
+                  </w:txbxContent>
+                </v:textbox>
+              </v:rect>
+            </w:pict>
+          </mc:Fallback>
+        </mc:AlternateContent>
+      </w:r>
+      <w:r>
+        <w:rPr>
+          <w:rFonts w:ascii="Preeti" w:hAnsi="Preeti"/>
+          <w:sz w:val="34"/>
+          <w:szCs w:val="34"/>
+        </w:rPr>
+        <w:t xml:space="preserve">s_ </w:t>
+      </w:r>
+      <w:proofErr w:type="spellStart"/>
+      <w:r>
+        <w:rPr>
+          <w:rFonts w:ascii="Preeti" w:hAnsi="Preeti"/>
+          <w:sz w:val="34"/>
+          <w:szCs w:val="34"/>
+        </w:rPr>
+        <w:t>xfd|f</w:t>
+      </w:r>
+      <w:proofErr w:type="spellEnd"/>
+      <w:r>
+        <w:rPr>
+          <w:rFonts w:ascii="Preeti" w:hAnsi="Preeti"/>
+          <w:sz w:val="34"/>
+          <w:szCs w:val="34"/>
+        </w:rPr>
+        <w:t xml:space="preserve">] </w:t>
+      </w:r>
+      <w:proofErr w:type="gramStart"/>
+      <w:r>
+        <w:rPr>
+          <w:rFonts w:ascii="Preeti" w:hAnsi="Preeti"/>
+          <w:sz w:val="34"/>
+          <w:szCs w:val="34"/>
+        </w:rPr>
+        <w:t>b]</w:t>
+      </w:r>
+      <w:proofErr w:type="spellStart"/>
+      <w:r>
+        <w:rPr>
+          <w:rFonts w:ascii="Preeti" w:hAnsi="Preeti"/>
+          <w:sz w:val="34"/>
+          <w:szCs w:val="34"/>
+        </w:rPr>
+        <w:t>zsf</w:t>
+      </w:r>
+      <w:proofErr w:type="spellEnd"/>
+      <w:proofErr w:type="gramEnd"/>
+      <w:r>
+        <w:rPr>
+          <w:rFonts w:ascii="Preeti" w:hAnsi="Preeti"/>
+          <w:sz w:val="34"/>
+          <w:szCs w:val="34"/>
+        </w:rPr>
+        <w:t xml:space="preserve">] /fli6«o </w:t>
+      </w:r>
+      <w:proofErr w:type="spellStart"/>
+      <w:r>
+        <w:rPr>
+          <w:rFonts w:ascii="Preeti" w:hAnsi="Preeti"/>
+          <w:sz w:val="34"/>
+          <w:szCs w:val="34"/>
+        </w:rPr>
+        <w:t>hgfj</w:t>
+      </w:r>
+      <w:proofErr w:type="spellEnd"/>
+      <w:r>
+        <w:rPr>
+          <w:rFonts w:ascii="Preeti" w:hAnsi="Preeti"/>
+          <w:sz w:val="34"/>
+          <w:szCs w:val="34"/>
+        </w:rPr>
+        <w:t xml:space="preserve">/ </w:t>
+      </w:r>
+      <w:proofErr w:type="gramStart"/>
+      <w:r>
+        <w:rPr>
+          <w:rFonts w:ascii="Preeti" w:hAnsi="Preeti"/>
+          <w:sz w:val="34"/>
+          <w:szCs w:val="34"/>
+        </w:rPr>
+        <w:t>u}+</w:t>
+      </w:r>
+      <w:proofErr w:type="gramEnd"/>
+      <w:r>
+        <w:rPr>
+          <w:rFonts w:ascii="Preeti" w:hAnsi="Preeti"/>
+          <w:sz w:val="34"/>
+          <w:szCs w:val="34"/>
+        </w:rPr>
+        <w:t xml:space="preserve">8f </w:t>
+      </w:r>
+      <w:proofErr w:type="spellStart"/>
+      <w:r>
+        <w:rPr>
+          <w:rFonts w:ascii="Preeti" w:hAnsi="Preeti"/>
+          <w:sz w:val="34"/>
+          <w:szCs w:val="34"/>
+        </w:rPr>
+        <w:t>xf</w:t>
+      </w:r>
+      <w:proofErr w:type="spellEnd"/>
+      <w:proofErr w:type="gramStart"/>
+      <w:r>
+        <w:rPr>
+          <w:rFonts w:ascii="Preeti" w:hAnsi="Preeti"/>
+          <w:sz w:val="34"/>
+          <w:szCs w:val="34"/>
+        </w:rPr>
+        <w:t>] .</w:t>
+      </w:r>
+      <w:proofErr w:type="gramEnd"/>
+      <w:r>
+        <w:rPr>
+          <w:rFonts w:ascii="Preeti" w:hAnsi="Preeti"/>
+          <w:sz w:val="34"/>
+          <w:szCs w:val="34"/>
+        </w:rPr>
+        <w:t xml:space="preserve"> </w:t>
       </w:r>
     </w:p>
     <w:p>
@@ -1876,10 +3736,186 @@
       <w:r>
         <w:rPr>
           <w:rFonts w:ascii="Preeti" w:hAnsi="Preeti"/>
-          <w:sz w:val="34"/>
-          <w:szCs w:val="34"/>
-        </w:rPr>
-        <w:t>v_ df};d ;w}+ Psgf;sf] x'Fb}g . ===================</w:t>
+          <w:b/>
+          <w:bCs/>
+          <w:noProof/>
+          <w:sz w:val="34"/>
+          <w:szCs w:val="34"/>
+          <w14:ligatures w14:val="standardContextual"/>
+        </w:rPr>
+        <mc:AlternateContent>
+          <mc:Choice Requires="wps">
+            <w:drawing>
+              <wp:anchor distT="0" distB="0" distL="114300" distR="114300" simplePos="0" relativeHeight="251674624" behindDoc="0" locked="0" layoutInCell="1" allowOverlap="1" wp14:anchorId="29386762" wp14:editId="3BA02127">
+                <wp:simplePos x="0" y="0"/>
+                <wp:positionH relativeFrom="column">
+                  <wp:posOffset>3416300</wp:posOffset>
+                </wp:positionH>
+                <wp:positionV relativeFrom="paragraph">
+                  <wp:posOffset>375285</wp:posOffset>
+                </wp:positionV>
+                <wp:extent cx="933450" cy="311150"/>
+                <wp:effectExtent l="0" t="0" r="19050" b="12700"/>
+                <wp:wrapNone/>
+                <wp:docPr id="430747042" name="Rectangle 4"/>
+                <wp:cNvGraphicFramePr/>
+                <a:graphic xmlns:a="http://schemas.openxmlformats.org/drawingml/2006/main">
+                  <a:graphicData uri="http://schemas.microsoft.com/office/word/2010/wordprocessingShape">
+                    <wps:wsp>
+                      <wps:cNvSpPr/>
+                      <wps:spPr>
+                        <a:xfrm>
+                          <a:off x="0" y="0"/>
+                          <a:ext cx="933450" cy="311150"/>
+                        </a:xfrm>
+                        <a:prstGeom prst="rect">
+                          <a:avLst/>
+                        </a:prstGeom>
+                        <a:noFill/>
+                      </wps:spPr>
+                      <wps:style>
+                        <a:lnRef idx="2">
+                          <a:schemeClr val="accent1">
+                            <a:shade val="15000"/>
+                          </a:schemeClr>
+                        </a:lnRef>
+                        <a:fillRef idx="1">
+                          <a:schemeClr val="accent1"/>
+                        </a:fillRef>
+                        <a:effectRef idx="0">
+                          <a:schemeClr val="accent1"/>
+                        </a:effectRef>
+                        <a:fontRef idx="minor">
+                          <a:schemeClr val="lt1"/>
+                        </a:fontRef>
+                      </wps:style>
+                      <wps:txbx>
+                        <w:txbxContent>
+                          <w:p>
+                            <w:pPr>
+                              <w:jc w:val="center"/>
+                            </w:pPr>
+                            <w:r>
+                              <w:t>it-260it-260it-260</w:t>
+                            </w:r>
+                          </w:p>
+                        </w:txbxContent>
+                      </wps:txbx>
+                      <wps:bodyPr rot="0" spcFirstLastPara="0" vertOverflow="overflow" horzOverflow="overflow" vert="horz" wrap="square" lIns="91440" tIns="45720" rIns="91440" bIns="45720" numCol="1" spcCol="0" rtlCol="0" fromWordArt="0" anchor="ctr" anchorCtr="0" forceAA="0" compatLnSpc="1">
+                        <a:prstTxWarp prst="textNoShape">
+                          <a:avLst/>
+                        </a:prstTxWarp>
+                        <a:noAutofit/>
+                      </wps:bodyPr>
+                    </wps:wsp>
+                  </a:graphicData>
+                </a:graphic>
+              </wp:anchor>
+            </w:drawing>
+          </mc:Choice>
+          <mc:Fallback>
+            <w:pict>
+              <v:rect w14:anchorId="29386762" id="_x0000_s1029" style="position:absolute;left:0;text-align:left;margin-left:269pt;margin-top:29.55pt;width:73.5pt;height:24.5pt;z-index:251674624;visibility:visible;mso-wrap-style:square;mso-wrap-distance-left:9pt;mso-wrap-distance-top:0;mso-wrap-distance-right:9pt;mso-wrap-distance-bottom:0;mso-position-horizontal:absolute;mso-position-horizontal-relative:text;mso-position-vertical:absolute;mso-position-vertical-relative:text;v-text-anchor:middle" o:gfxdata="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" filled="f" strokecolor="#09101d [484]" strokeweight="1pt">
+                <v:textbox>
+                  <w:txbxContent>
+                    <w:p>
+                      <w:pPr>
+                        <w:jc w:val="center"/>
+                      </w:pPr>
+                      <w:r>
+                        <w:t>it-260it-260it-260</w:t>
+                      </w:r>
+                    </w:p>
+                  </w:txbxContent>
+                </v:textbox>
+              </v:rect>
+            </w:pict>
+          </mc:Fallback>
+        </mc:AlternateContent>
+      </w:r>
+      <w:r>
+        <w:rPr>
+          <w:rFonts w:ascii="Preeti" w:hAnsi="Preeti"/>
+          <w:sz w:val="34"/>
+          <w:szCs w:val="34"/>
+        </w:rPr>
+        <w:t xml:space="preserve">v_ </w:t>
+      </w:r>
+      <w:proofErr w:type="spellStart"/>
+      <w:r>
+        <w:rPr>
+          <w:rFonts w:ascii="Preeti" w:hAnsi="Preeti"/>
+          <w:sz w:val="34"/>
+          <w:szCs w:val="34"/>
+        </w:rPr>
+        <w:t>df</w:t>
+      </w:r>
+      <w:proofErr w:type="spellEnd"/>
+      <w:proofErr w:type="gramStart"/>
+      <w:r>
+        <w:rPr>
+          <w:rFonts w:ascii="Preeti" w:hAnsi="Preeti"/>
+          <w:sz w:val="34"/>
+          <w:szCs w:val="34"/>
+        </w:rPr>
+        <w:t>};d ;w</w:t>
+      </w:r>
+      <w:proofErr w:type="gramEnd"/>
+      <w:r>
+        <w:rPr>
+          <w:rFonts w:ascii="Preeti" w:hAnsi="Preeti"/>
+          <w:sz w:val="34"/>
+          <w:szCs w:val="34"/>
+        </w:rPr>
+        <w:t xml:space="preserve">}+ </w:t>
+      </w:r>
+      <w:proofErr w:type="spellStart"/>
+      <w:proofErr w:type="gramStart"/>
+      <w:r>
+        <w:rPr>
+          <w:rFonts w:ascii="Preeti" w:hAnsi="Preeti"/>
+          <w:sz w:val="34"/>
+          <w:szCs w:val="34"/>
+        </w:rPr>
+        <w:t>Psgf;sf</w:t>
+      </w:r>
+      <w:proofErr w:type="spellEnd"/>
+      <w:proofErr w:type="gramEnd"/>
+      <w:r>
+        <w:rPr>
+          <w:rFonts w:ascii="Preeti" w:hAnsi="Preeti"/>
+          <w:sz w:val="34"/>
+          <w:szCs w:val="34"/>
+        </w:rPr>
+        <w:t xml:space="preserve">] </w:t>
+      </w:r>
+      <w:proofErr w:type="spellStart"/>
+      <w:proofErr w:type="gramStart"/>
+      <w:r>
+        <w:rPr>
+          <w:rFonts w:ascii="Preeti" w:hAnsi="Preeti"/>
+          <w:sz w:val="34"/>
+          <w:szCs w:val="34"/>
+        </w:rPr>
+        <w:t>x'Fb</w:t>
+      </w:r>
+      <w:proofErr w:type="spellEnd"/>
+      <w:r>
+        <w:rPr>
+          <w:rFonts w:ascii="Preeti" w:hAnsi="Preeti"/>
+          <w:sz w:val="34"/>
+          <w:szCs w:val="34"/>
+        </w:rPr>
+        <w:t>}g</w:t>
+      </w:r>
+      <w:proofErr w:type="gramEnd"/>
+      <w:r>
+        <w:rPr>
+          <w:rFonts w:ascii="Preeti" w:hAnsi="Preeti"/>
+          <w:sz w:val="34"/>
+          <w:szCs w:val="34"/>
+        </w:rPr>
+        <w:t xml:space="preserve"> . </w:t>
       </w:r>
     </w:p>
     <w:p>
@@ -1898,10 +3934,192 @@
       <w:r>
         <w:rPr>
           <w:rFonts w:ascii="Preeti" w:hAnsi="Preeti"/>
-          <w:sz w:val="34"/>
-          <w:szCs w:val="34"/>
-        </w:rPr>
-        <w:t>u_ dflg;nfO{ w]/} sf/0fn] kfgLsf] cfjZostf k5{ . ===============</w:t>
+          <w:b/>
+          <w:bCs/>
+          <w:noProof/>
+          <w:sz w:val="34"/>
+          <w:szCs w:val="34"/>
+          <w14:ligatures w14:val="standardContextual"/>
+        </w:rPr>
+        <mc:AlternateContent>
+          <mc:Choice Requires="wps">
+            <w:drawing>
+              <wp:anchor distT="0" distB="0" distL="114300" distR="114300" simplePos="0" relativeHeight="251676672" behindDoc="0" locked="0" layoutInCell="1" allowOverlap="1" wp14:anchorId="38D7C144" wp14:editId="274B6ED0">
+                <wp:simplePos x="0" y="0"/>
+                <wp:positionH relativeFrom="column">
+                  <wp:posOffset>2349500</wp:posOffset>
+                </wp:positionH>
+                <wp:positionV relativeFrom="paragraph">
+                  <wp:posOffset>407035</wp:posOffset>
+                </wp:positionV>
+                <wp:extent cx="933450" cy="311150"/>
+                <wp:effectExtent l="0" t="0" r="19050" b="12700"/>
+                <wp:wrapNone/>
+                <wp:docPr id="386504126" name="Rectangle 4"/>
+                <wp:cNvGraphicFramePr/>
+                <a:graphic xmlns:a="http://schemas.openxmlformats.org/drawingml/2006/main">
+                  <a:graphicData uri="http://schemas.microsoft.com/office/word/2010/wordprocessingShape">
+                    <wps:wsp>
+                      <wps:cNvSpPr/>
+                      <wps:spPr>
+                        <a:xfrm>
+                          <a:off x="0" y="0"/>
+                          <a:ext cx="933450" cy="311150"/>
+                        </a:xfrm>
+                        <a:prstGeom prst="rect">
+                          <a:avLst/>
+                        </a:prstGeom>
+                        <a:noFill/>
+                      </wps:spPr>
+                      <wps:style>
+                        <a:lnRef idx="2">
+                          <a:schemeClr val="accent1">
+                            <a:shade val="15000"/>
+                          </a:schemeClr>
+                        </a:lnRef>
+                        <a:fillRef idx="1">
+                          <a:schemeClr val="accent1"/>
+                        </a:fillRef>
+                        <a:effectRef idx="0">
+                          <a:schemeClr val="accent1"/>
+                        </a:effectRef>
+                        <a:fontRef idx="minor">
+                          <a:schemeClr val="lt1"/>
+                        </a:fontRef>
+                      </wps:style>
+                      <wps:txbx>
+                        <w:txbxContent>
+                          <w:p>
+                            <w:pPr>
+                              <w:jc w:val="center"/>
+                            </w:pPr>
+                            <w:r>
+                              <w:t>it-260it-260it-260</w:t>
+                            </w:r>
+                          </w:p>
+                        </w:txbxContent>
+                      </wps:txbx>
+                      <wps:bodyPr rot="0" spcFirstLastPara="0" vertOverflow="overflow" horzOverflow="overflow" vert="horz" wrap="square" lIns="91440" tIns="45720" rIns="91440" bIns="45720" numCol="1" spcCol="0" rtlCol="0" fromWordArt="0" anchor="ctr" anchorCtr="0" forceAA="0" compatLnSpc="1">
+                        <a:prstTxWarp prst="textNoShape">
+                          <a:avLst/>
+                        </a:prstTxWarp>
+                        <a:noAutofit/>
+                      </wps:bodyPr>
+                    </wps:wsp>
+                  </a:graphicData>
+                </a:graphic>
+              </wp:anchor>
+            </w:drawing>
+          </mc:Choice>
+          <mc:Fallback>
+            <w:pict>
+              <v:rect w14:anchorId="38D7C144" id="_x0000_s1030" style="position:absolute;left:0;text-align:left;margin-left:185pt;margin-top:32.05pt;width:73.5pt;height:24.5pt;z-index:251676672;visibility:visible;mso-wrap-style:square;mso-wrap-distance-left:9pt;mso-wrap-distance-top:0;mso-wrap-distance-right:9pt;mso-wrap-distance-bottom:0;mso-position-horizontal:absolute;mso-position-horizontal-relative:text;mso-position-vertical:absolute;mso-position-vertical-relative:text;v-text-anchor:middle" o:gfxdata="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" filled="f" strokecolor="#09101d [484]" strokeweight="1pt">
+                <v:textbox>
+                  <w:txbxContent>
+                    <w:p>
+                      <w:pPr>
+                        <w:jc w:val="center"/>
+                      </w:pPr>
+                      <w:r>
+                        <w:t>it-260it-260it-260</w:t>
+                      </w:r>
+                    </w:p>
+                  </w:txbxContent>
+                </v:textbox>
+              </v:rect>
+            </w:pict>
+          </mc:Fallback>
+        </mc:AlternateContent>
+      </w:r>
+      <w:r>
+        <w:rPr>
+          <w:rFonts w:ascii="Preeti" w:hAnsi="Preeti"/>
+          <w:sz w:val="34"/>
+          <w:szCs w:val="34"/>
+        </w:rPr>
+        <w:t xml:space="preserve">u_ </w:t>
+      </w:r>
+      <w:proofErr w:type="spellStart"/>
+      <w:proofErr w:type="gramStart"/>
+      <w:r>
+        <w:rPr>
+          <w:rFonts w:ascii="Preeti" w:hAnsi="Preeti"/>
+          <w:sz w:val="34"/>
+          <w:szCs w:val="34"/>
+        </w:rPr>
+        <w:t>dflg;nfO</w:t>
+      </w:r>
+      <w:proofErr w:type="spellEnd"/>
+      <w:r>
+        <w:rPr>
+          <w:rFonts w:ascii="Preeti" w:hAnsi="Preeti"/>
+          <w:sz w:val="34"/>
+          <w:szCs w:val="34"/>
+        </w:rPr>
+        <w:t>{ w</w:t>
+      </w:r>
+      <w:proofErr w:type="gramEnd"/>
+      <w:r>
+        <w:rPr>
+          <w:rFonts w:ascii="Preeti" w:hAnsi="Preeti"/>
+          <w:sz w:val="34"/>
+          <w:szCs w:val="34"/>
+        </w:rPr>
+        <w:t xml:space="preserve">]/} sf/0fn] </w:t>
+      </w:r>
+      <w:proofErr w:type="spellStart"/>
+      <w:r>
+        <w:rPr>
+          <w:rFonts w:ascii="Preeti" w:hAnsi="Preeti"/>
+          <w:sz w:val="34"/>
+          <w:szCs w:val="34"/>
+        </w:rPr>
+        <w:t>kfgLsf</w:t>
+      </w:r>
+      <w:proofErr w:type="spellEnd"/>
+      <w:r>
+        <w:rPr>
+          <w:rFonts w:ascii="Preeti" w:hAnsi="Preeti"/>
+          <w:sz w:val="34"/>
+          <w:szCs w:val="34"/>
+        </w:rPr>
+        <w:t xml:space="preserve">] </w:t>
+      </w:r>
+      <w:proofErr w:type="spellStart"/>
+      <w:r>
+        <w:rPr>
+          <w:rFonts w:ascii="Preeti" w:hAnsi="Preeti"/>
+          <w:sz w:val="34"/>
+          <w:szCs w:val="34"/>
+        </w:rPr>
+        <w:t>cfjZostf</w:t>
+      </w:r>
+      <w:proofErr w:type="spellEnd"/>
+      <w:r>
+        <w:rPr>
+          <w:rFonts w:ascii="Preeti" w:hAnsi="Preeti"/>
+          <w:sz w:val="34"/>
+          <w:szCs w:val="34"/>
+        </w:rPr>
+        <w:t xml:space="preserve"> k</w:t>
+      </w:r>
+      <w:proofErr w:type="gramStart"/>
+      <w:r>
+        <w:rPr>
+          <w:rFonts w:ascii="Preeti" w:hAnsi="Preeti"/>
+          <w:sz w:val="34"/>
+          <w:szCs w:val="34"/>
+        </w:rPr>
+        <w:t>5{ .</w:t>
+      </w:r>
+      <w:proofErr w:type="gramEnd"/>
+      <w:r>
+        <w:rPr>
+          <w:rFonts w:ascii="Preeti" w:hAnsi="Preeti"/>
+          <w:sz w:val="34"/>
+          <w:szCs w:val="34"/>
+        </w:rPr>
+        <w:t xml:space="preserve"> </w:t>
       </w:r>
     </w:p>
     <w:p>
@@ -1920,10 +4138,190 @@
       <w:r>
         <w:rPr>
           <w:rFonts w:ascii="Preeti" w:hAnsi="Preeti"/>
-          <w:sz w:val="34"/>
-          <w:szCs w:val="34"/>
-        </w:rPr>
-        <w:t>3_ vfg]s'/f gdL7f] nfu] kmfNg'k5{ . ==================</w:t>
+          <w:b/>
+          <w:bCs/>
+          <w:noProof/>
+          <w:sz w:val="34"/>
+          <w:szCs w:val="34"/>
+          <w14:ligatures w14:val="standardContextual"/>
+        </w:rPr>
+        <mc:AlternateContent>
+          <mc:Choice Requires="wps">
+            <w:drawing>
+              <wp:anchor distT="0" distB="0" distL="114300" distR="114300" simplePos="0" relativeHeight="251678720" behindDoc="0" locked="0" layoutInCell="1" allowOverlap="1" wp14:anchorId="79A8B541" wp14:editId="1357C7F6">
+                <wp:simplePos x="0" y="0"/>
+                <wp:positionH relativeFrom="column">
+                  <wp:posOffset>2787650</wp:posOffset>
+                </wp:positionH>
+                <wp:positionV relativeFrom="paragraph">
+                  <wp:posOffset>406400</wp:posOffset>
+                </wp:positionV>
+                <wp:extent cx="933450" cy="311150"/>
+                <wp:effectExtent l="0" t="0" r="19050" b="12700"/>
+                <wp:wrapNone/>
+                <wp:docPr id="1715391802" name="Rectangle 4"/>
+                <wp:cNvGraphicFramePr/>
+                <a:graphic xmlns:a="http://schemas.openxmlformats.org/drawingml/2006/main">
+                  <a:graphicData uri="http://schemas.microsoft.com/office/word/2010/wordprocessingShape">
+                    <wps:wsp>
+                      <wps:cNvSpPr/>
+                      <wps:spPr>
+                        <a:xfrm>
+                          <a:off x="0" y="0"/>
+                          <a:ext cx="933450" cy="311150"/>
+                        </a:xfrm>
+                        <a:prstGeom prst="rect">
+                          <a:avLst/>
+                        </a:prstGeom>
+                        <a:noFill/>
+                      </wps:spPr>
+                      <wps:style>
+                        <a:lnRef idx="2">
+                          <a:schemeClr val="accent1">
+                            <a:shade val="15000"/>
+                          </a:schemeClr>
+                        </a:lnRef>
+                        <a:fillRef idx="1">
+                          <a:schemeClr val="accent1"/>
+                        </a:fillRef>
+                        <a:effectRef idx="0">
+                          <a:schemeClr val="accent1"/>
+                        </a:effectRef>
+                        <a:fontRef idx="minor">
+                          <a:schemeClr val="lt1"/>
+                        </a:fontRef>
+                      </wps:style>
+                      <wps:txbx>
+                        <w:txbxContent>
+                          <w:p>
+                            <w:pPr>
+                              <w:jc w:val="center"/>
+                            </w:pPr>
+                            <w:r>
+                              <w:t>it-260it-260it-260</w:t>
+                            </w:r>
+                          </w:p>
+                        </w:txbxContent>
+                      </wps:txbx>
+                      <wps:bodyPr rot="0" spcFirstLastPara="0" vertOverflow="overflow" horzOverflow="overflow" vert="horz" wrap="square" lIns="91440" tIns="45720" rIns="91440" bIns="45720" numCol="1" spcCol="0" rtlCol="0" fromWordArt="0" anchor="ctr" anchorCtr="0" forceAA="0" compatLnSpc="1">
+                        <a:prstTxWarp prst="textNoShape">
+                          <a:avLst/>
+                        </a:prstTxWarp>
+                        <a:noAutofit/>
+                      </wps:bodyPr>
+                    </wps:wsp>
+                  </a:graphicData>
+                </a:graphic>
+              </wp:anchor>
+            </w:drawing>
+          </mc:Choice>
+          <mc:Fallback>
+            <w:pict>
+              <v:rect w14:anchorId="79A8B541" id="_x0000_s1031" style="position:absolute;left:0;text-align:left;margin-left:219.5pt;margin-top:32pt;width:73.5pt;height:24.5pt;z-index:251678720;visibility:visible;mso-wrap-style:square;mso-wrap-distance-left:9pt;mso-wrap-distance-top:0;mso-wrap-distance-right:9pt;mso-wrap-distance-bottom:0;mso-position-horizontal:absolute;mso-position-horizontal-relative:text;mso-position-vertical:absolute;mso-position-vertical-relative:text;v-text-anchor:middle" o:gfxdata="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" filled="f" strokecolor="#09101d [484]" strokeweight="1pt">
+                <v:textbox>
+                  <w:txbxContent>
+                    <w:p>
+                      <w:pPr>
+                        <w:jc w:val="center"/>
+                      </w:pPr>
+                      <w:r>
+                        <w:t>it-260it-260it-260</w:t>
+                      </w:r>
+                    </w:p>
+                  </w:txbxContent>
+                </v:textbox>
+              </v:rect>
+            </w:pict>
+          </mc:Fallback>
+        </mc:AlternateContent>
+      </w:r>
+      <w:r>
+        <w:rPr>
+          <w:rFonts w:ascii="Preeti" w:hAnsi="Preeti"/>
+          <w:sz w:val="34"/>
+          <w:szCs w:val="34"/>
+        </w:rPr>
+        <w:t xml:space="preserve">3_ </w:t>
+      </w:r>
+      <w:proofErr w:type="spellStart"/>
+      <w:proofErr w:type="gramStart"/>
+      <w:r>
+        <w:rPr>
+          <w:rFonts w:ascii="Preeti" w:hAnsi="Preeti"/>
+          <w:sz w:val="34"/>
+          <w:szCs w:val="34"/>
+        </w:rPr>
+        <w:t>vfg</w:t>
+      </w:r>
+      <w:proofErr w:type="spellEnd"/>
+      <w:r>
+        <w:rPr>
+          <w:rFonts w:ascii="Preeti" w:hAnsi="Preeti"/>
+          <w:sz w:val="34"/>
+          <w:szCs w:val="34"/>
+        </w:rPr>
+        <w:t>]s</w:t>
+      </w:r>
+      <w:proofErr w:type="gramEnd"/>
+      <w:r>
+        <w:rPr>
+          <w:rFonts w:ascii="Preeti" w:hAnsi="Preeti"/>
+          <w:sz w:val="34"/>
+          <w:szCs w:val="34"/>
+        </w:rPr>
+        <w:t>'/f g</w:t>
+      </w:r>
+      <w:r>
+        <w:rPr>
+          <w:rFonts w:ascii="Preeti" w:hAnsi="Preeti"/>
+          <w:sz w:val="34"/>
+          <w:szCs w:val="34"/>
+        </w:rPr>
+        <w:t>l</w:t>
+      </w:r>
+      <w:r>
+        <w:rPr>
+          <w:rFonts w:ascii="Preeti" w:hAnsi="Preeti"/>
+          <w:sz w:val="34"/>
+          <w:szCs w:val="34"/>
+        </w:rPr>
+        <w:t xml:space="preserve">d7f] </w:t>
+      </w:r>
+      <w:proofErr w:type="spellStart"/>
+      <w:r>
+        <w:rPr>
+          <w:rFonts w:ascii="Preeti" w:hAnsi="Preeti"/>
+          <w:sz w:val="34"/>
+          <w:szCs w:val="34"/>
+        </w:rPr>
+        <w:t>nfu</w:t>
+      </w:r>
+      <w:proofErr w:type="spellEnd"/>
+      <w:r>
+        <w:rPr>
+          <w:rFonts w:ascii="Preeti" w:hAnsi="Preeti"/>
+          <w:sz w:val="34"/>
+          <w:szCs w:val="34"/>
+        </w:rPr>
+        <w:t>] kmfNg'k</w:t>
+      </w:r>
+      <w:proofErr w:type="gramStart"/>
+      <w:r>
+        <w:rPr>
+          <w:rFonts w:ascii="Preeti" w:hAnsi="Preeti"/>
+          <w:sz w:val="34"/>
+          <w:szCs w:val="34"/>
+        </w:rPr>
+        <w:t>5{ .</w:t>
+      </w:r>
+      <w:proofErr w:type="gramEnd"/>
+      <w:r>
+        <w:rPr>
+          <w:rFonts w:ascii="Preeti" w:hAnsi="Preeti"/>
+          <w:sz w:val="34"/>
+          <w:szCs w:val="34"/>
+        </w:rPr>
+        <w:t xml:space="preserve"> </w:t>
       </w:r>
     </w:p>
     <w:p>
@@ -1945,7 +4343,89 @@
           <w:sz w:val="34"/>
           <w:szCs w:val="34"/>
         </w:rPr>
-        <w:t>ª_ xfd|f] z/L/ / jftfj/0f ;kmf /fVg'k5{ . ===================</w:t>
+        <w:t xml:space="preserve">ª_ </w:t>
+      </w:r>
+      <w:proofErr w:type="spellStart"/>
+      <w:r>
+        <w:rPr>
+          <w:rFonts w:ascii="Preeti" w:hAnsi="Preeti"/>
+          <w:sz w:val="34"/>
+          <w:szCs w:val="34"/>
+        </w:rPr>
+        <w:t>xfd|f</w:t>
+      </w:r>
+      <w:proofErr w:type="spellEnd"/>
+      <w:r>
+        <w:rPr>
+          <w:rFonts w:ascii="Preeti" w:hAnsi="Preeti"/>
+          <w:sz w:val="34"/>
+          <w:szCs w:val="34"/>
+        </w:rPr>
+        <w:t xml:space="preserve">] z/L/ / </w:t>
+      </w:r>
+      <w:proofErr w:type="spellStart"/>
+      <w:r>
+        <w:rPr>
+          <w:rFonts w:ascii="Preeti" w:hAnsi="Preeti"/>
+          <w:sz w:val="34"/>
+          <w:szCs w:val="34"/>
+        </w:rPr>
+        <w:t>jftfj</w:t>
+      </w:r>
+      <w:proofErr w:type="spellEnd"/>
+      <w:r>
+        <w:rPr>
+          <w:rFonts w:ascii="Preeti" w:hAnsi="Preeti"/>
+          <w:sz w:val="34"/>
+          <w:szCs w:val="34"/>
+        </w:rPr>
+        <w:t>/0</w:t>
+      </w:r>
+      <w:proofErr w:type="gramStart"/>
+      <w:r>
+        <w:rPr>
+          <w:rFonts w:ascii="Preeti" w:hAnsi="Preeti"/>
+          <w:sz w:val="34"/>
+          <w:szCs w:val="34"/>
+        </w:rPr>
+        <w:t>f ;</w:t>
+      </w:r>
+      <w:proofErr w:type="spellStart"/>
+      <w:r>
+        <w:rPr>
+          <w:rFonts w:ascii="Preeti" w:hAnsi="Preeti"/>
+          <w:sz w:val="34"/>
+          <w:szCs w:val="34"/>
+        </w:rPr>
+        <w:t>kmf</w:t>
+      </w:r>
+      <w:proofErr w:type="spellEnd"/>
+      <w:proofErr w:type="gramEnd"/>
+      <w:r>
+        <w:rPr>
+          <w:rFonts w:ascii="Preeti" w:hAnsi="Preeti"/>
+          <w:sz w:val="34"/>
+          <w:szCs w:val="34"/>
+        </w:rPr>
+        <w:t xml:space="preserve"> /fVg'k</w:t>
+      </w:r>
+      <w:proofErr w:type="gramStart"/>
+      <w:r>
+        <w:rPr>
+          <w:rFonts w:ascii="Preeti" w:hAnsi="Preeti"/>
+          <w:sz w:val="34"/>
+          <w:szCs w:val="34"/>
+        </w:rPr>
+        <w:t>5{ .</w:t>
+      </w:r>
+      <w:proofErr w:type="gramEnd"/>
+      <w:r>
+        <w:rPr>
+          <w:rFonts w:ascii="Preeti" w:hAnsi="Preeti"/>
+          <w:sz w:val="34"/>
+          <w:szCs w:val="34"/>
+        </w:rPr>
+        <w:t xml:space="preserve"> </w:t>
       </w:r>
     </w:p>
     <w:p>
@@ -1972,7 +4452,95 @@
           <w:szCs w:val="34"/>
         </w:rPr>
         <w:lastRenderedPageBreak/>
-        <w:t>$_ s'g} @÷@ sf] gfd n]Vg'xf];\ .</w:t>
+        <w:t xml:space="preserve">$_ </w:t>
+      </w:r>
+      <w:proofErr w:type="spellStart"/>
+      <w:r>
+        <w:rPr>
+          <w:rFonts w:ascii="Preeti" w:hAnsi="Preeti"/>
+          <w:b/>
+          <w:bCs/>
+          <w:sz w:val="34"/>
+          <w:szCs w:val="34"/>
+        </w:rPr>
+        <w:t>s'g</w:t>
+      </w:r>
+      <w:proofErr w:type="spellEnd"/>
+      <w:r>
+        <w:rPr>
+          <w:rFonts w:ascii="Preeti" w:hAnsi="Preeti"/>
+          <w:b/>
+          <w:bCs/>
+          <w:sz w:val="34"/>
+          <w:szCs w:val="34"/>
+        </w:rPr>
+        <w:t xml:space="preserve">} @÷@ sf] </w:t>
+      </w:r>
+      <w:proofErr w:type="spellStart"/>
+      <w:r>
+        <w:rPr>
+          <w:rFonts w:ascii="Preeti" w:hAnsi="Preeti"/>
+          <w:b/>
+          <w:bCs/>
+          <w:sz w:val="34"/>
+          <w:szCs w:val="34"/>
+        </w:rPr>
+        <w:t>gfd</w:t>
+      </w:r>
+      <w:proofErr w:type="spellEnd"/>
+      <w:r>
+        <w:rPr>
+          <w:rFonts w:ascii="Preeti" w:hAnsi="Preeti"/>
+          <w:b/>
+          <w:bCs/>
+          <w:sz w:val="34"/>
+          <w:szCs w:val="34"/>
+        </w:rPr>
+        <w:t xml:space="preserve"> </w:t>
+      </w:r>
+      <w:proofErr w:type="gramStart"/>
+      <w:r>
+        <w:rPr>
+          <w:rFonts w:ascii="Preeti" w:hAnsi="Preeti"/>
+          <w:b/>
+          <w:bCs/>
+          <w:sz w:val="34"/>
+          <w:szCs w:val="34"/>
+        </w:rPr>
+        <w:t>n]</w:t>
+      </w:r>
+      <w:proofErr w:type="spellStart"/>
+      <w:r>
+        <w:rPr>
+          <w:rFonts w:ascii="Preeti" w:hAnsi="Preeti"/>
+          <w:b/>
+          <w:bCs/>
+          <w:sz w:val="34"/>
+          <w:szCs w:val="34"/>
+        </w:rPr>
+        <w:t>Vg'xf</w:t>
+      </w:r>
+      <w:proofErr w:type="spellEnd"/>
+      <w:r>
+        <w:rPr>
+          <w:rFonts w:ascii="Preeti" w:hAnsi="Preeti"/>
+          <w:b/>
+          <w:bCs/>
+          <w:sz w:val="34"/>
+          <w:szCs w:val="34"/>
+        </w:rPr>
+        <w:t>];\</w:t>
+      </w:r>
+      <w:proofErr w:type="gramEnd"/>
+      <w:r>
+        <w:rPr>
+          <w:rFonts w:ascii="Preeti" w:hAnsi="Preeti"/>
+          <w:b/>
+          <w:bCs/>
+          <w:sz w:val="34"/>
+          <w:szCs w:val="34"/>
+        </w:rPr>
+        <w:t xml:space="preserve"> .</w:t>
       </w:r>
       <w:r>
         <w:rPr>
@@ -2095,7 +4663,61 @@
           <w:sz w:val="34"/>
           <w:szCs w:val="34"/>
         </w:rPr>
-        <w:t xml:space="preserve">s_ ;~rf/sf ;fwgx? </w:t>
+        <w:t>s</w:t>
+      </w:r>
+      <w:proofErr w:type="gramStart"/>
+      <w:r>
+        <w:rPr>
+          <w:rFonts w:ascii="Preeti" w:hAnsi="Preeti"/>
+          <w:sz w:val="34"/>
+          <w:szCs w:val="34"/>
+        </w:rPr>
+        <w:t>_ ;</w:t>
+      </w:r>
+      <w:proofErr w:type="gramEnd"/>
+      <w:r>
+        <w:rPr>
+          <w:rFonts w:ascii="Preeti" w:hAnsi="Preeti"/>
+          <w:sz w:val="34"/>
+          <w:szCs w:val="34"/>
+        </w:rPr>
+        <w:t>~rf/</w:t>
+      </w:r>
+      <w:proofErr w:type="gramStart"/>
+      <w:r>
+        <w:rPr>
+          <w:rFonts w:ascii="Preeti" w:hAnsi="Preeti"/>
+          <w:sz w:val="34"/>
+          <w:szCs w:val="34"/>
+        </w:rPr>
+        <w:t>sf ;</w:t>
+      </w:r>
+      <w:proofErr w:type="spellStart"/>
+      <w:r>
+        <w:rPr>
+          <w:rFonts w:ascii="Preeti" w:hAnsi="Preeti"/>
+          <w:sz w:val="34"/>
+          <w:szCs w:val="34"/>
+        </w:rPr>
+        <w:t>fwgx</w:t>
+      </w:r>
+      <w:proofErr w:type="spellEnd"/>
+      <w:proofErr w:type="gramEnd"/>
+      <w:r>
+        <w:rPr>
+          <w:rFonts w:ascii="Preeti" w:hAnsi="Preeti"/>
+          <w:sz w:val="34"/>
+          <w:szCs w:val="34"/>
+        </w:rPr>
+        <w:t>¿</w:t>
+      </w:r>
+      <w:r>
+        <w:rPr>
+          <w:rFonts w:ascii="Preeti" w:hAnsi="Preeti"/>
+          <w:sz w:val="34"/>
+          <w:szCs w:val="34"/>
+        </w:rPr>
+        <w:t xml:space="preserve"> </w:t>
       </w:r>
     </w:p>
     <w:p>
@@ -2179,7 +4801,45 @@
           <w:sz w:val="34"/>
           <w:szCs w:val="34"/>
         </w:rPr>
-        <w:t xml:space="preserve">v_ dfkgsf ;fwgx? </w:t>
+        <w:t xml:space="preserve">v_ </w:t>
+      </w:r>
+      <w:proofErr w:type="spellStart"/>
+      <w:proofErr w:type="gramStart"/>
+      <w:r>
+        <w:rPr>
+          <w:rFonts w:ascii="Preeti" w:hAnsi="Preeti"/>
+          <w:sz w:val="34"/>
+          <w:szCs w:val="34"/>
+        </w:rPr>
+        <w:t>dfkgsf</w:t>
+      </w:r>
+      <w:proofErr w:type="spellEnd"/>
+      <w:r>
+        <w:rPr>
+          <w:rFonts w:ascii="Preeti" w:hAnsi="Preeti"/>
+          <w:sz w:val="34"/>
+          <w:szCs w:val="34"/>
+        </w:rPr>
+        <w:t xml:space="preserve"> ;</w:t>
+      </w:r>
+      <w:proofErr w:type="spellStart"/>
+      <w:r>
+        <w:rPr>
+          <w:rFonts w:ascii="Preeti" w:hAnsi="Preeti"/>
+          <w:sz w:val="34"/>
+          <w:szCs w:val="34"/>
+        </w:rPr>
+        <w:t>fwgx</w:t>
+      </w:r>
+      <w:proofErr w:type="spellEnd"/>
+      <w:proofErr w:type="gramEnd"/>
+      <w:r>
+        <w:rPr>
+          <w:rFonts w:ascii="Preeti" w:hAnsi="Preeti"/>
+          <w:sz w:val="34"/>
+          <w:szCs w:val="34"/>
+        </w:rPr>
+        <w:t>¿</w:t>
       </w:r>
     </w:p>
     <w:p>
@@ -2277,7 +4937,35 @@
           <w:sz w:val="34"/>
           <w:szCs w:val="34"/>
         </w:rPr>
-        <w:t xml:space="preserve">u_ ;g]{ /f]ux? </w:t>
+        <w:t>u</w:t>
+      </w:r>
+      <w:proofErr w:type="gramStart"/>
+      <w:r>
+        <w:rPr>
+          <w:rFonts w:ascii="Preeti" w:hAnsi="Preeti"/>
+          <w:sz w:val="34"/>
+          <w:szCs w:val="34"/>
+        </w:rPr>
+        <w:t>_ ;g]{ /f]</w:t>
+      </w:r>
+      <w:proofErr w:type="spellStart"/>
+      <w:r>
+        <w:rPr>
+          <w:rFonts w:ascii="Preeti" w:hAnsi="Preeti"/>
+          <w:sz w:val="34"/>
+          <w:szCs w:val="34"/>
+        </w:rPr>
+        <w:t>ux</w:t>
+      </w:r>
+      <w:proofErr w:type="spellEnd"/>
+      <w:proofErr w:type="gramEnd"/>
+      <w:r>
+        <w:rPr>
+          <w:rFonts w:ascii="Preeti" w:hAnsi="Preeti"/>
+          <w:sz w:val="34"/>
+          <w:szCs w:val="34"/>
+        </w:rPr>
+        <w:t>¿</w:t>
       </w:r>
     </w:p>
     <w:p>
@@ -2361,7 +5049,69 @@
           <w:sz w:val="34"/>
           <w:szCs w:val="34"/>
         </w:rPr>
-        <w:t xml:space="preserve">3_ 3fF; dfq vfg] hgfj/x? </w:t>
+        <w:t xml:space="preserve">3_ 3fF; </w:t>
+      </w:r>
+      <w:proofErr w:type="spellStart"/>
+      <w:r>
+        <w:rPr>
+          <w:rFonts w:ascii="Preeti" w:hAnsi="Preeti"/>
+          <w:sz w:val="34"/>
+          <w:szCs w:val="34"/>
+        </w:rPr>
+        <w:t>dfq</w:t>
+      </w:r>
+      <w:proofErr w:type="spellEnd"/>
+      <w:r>
+        <w:rPr>
+          <w:rFonts w:ascii="Preeti" w:hAnsi="Preeti"/>
+          <w:sz w:val="34"/>
+          <w:szCs w:val="34"/>
+        </w:rPr>
+        <w:t xml:space="preserve"> </w:t>
+      </w:r>
+      <w:proofErr w:type="spellStart"/>
+      <w:r>
+        <w:rPr>
+          <w:rFonts w:ascii="Preeti" w:hAnsi="Preeti"/>
+          <w:sz w:val="34"/>
+          <w:szCs w:val="34"/>
+        </w:rPr>
+        <w:t>vfg</w:t>
+      </w:r>
+      <w:proofErr w:type="spellEnd"/>
+      <w:r>
+        <w:rPr>
+          <w:rFonts w:ascii="Preeti" w:hAnsi="Preeti"/>
+          <w:sz w:val="34"/>
+          <w:szCs w:val="34"/>
+        </w:rPr>
+        <w:t xml:space="preserve">] </w:t>
+      </w:r>
+      <w:proofErr w:type="spellStart"/>
+      <w:r>
+        <w:rPr>
+          <w:rFonts w:ascii="Preeti" w:hAnsi="Preeti"/>
+          <w:sz w:val="34"/>
+          <w:szCs w:val="34"/>
+        </w:rPr>
+        <w:t>hgfj</w:t>
+      </w:r>
+      <w:proofErr w:type="spellEnd"/>
+      <w:r>
+        <w:rPr>
+          <w:rFonts w:ascii="Preeti" w:hAnsi="Preeti"/>
+          <w:sz w:val="34"/>
+          <w:szCs w:val="34"/>
+        </w:rPr>
+        <w:t>/x</w:t>
+      </w:r>
+      <w:r>
+        <w:rPr>
+          <w:rFonts w:ascii="Preeti" w:hAnsi="Preeti"/>
+          <w:sz w:val="34"/>
+          <w:szCs w:val="34"/>
+        </w:rPr>
+        <w:t>¿</w:t>
       </w:r>
     </w:p>
     <w:p>
@@ -2445,7 +5195,63 @@
           <w:sz w:val="34"/>
           <w:szCs w:val="34"/>
         </w:rPr>
-        <w:t xml:space="preserve">ª_ ;ª\uLtsf ;fwgx? </w:t>
+        <w:t>ª</w:t>
+      </w:r>
+      <w:proofErr w:type="gramStart"/>
+      <w:r>
+        <w:rPr>
+          <w:rFonts w:ascii="Preeti" w:hAnsi="Preeti"/>
+          <w:sz w:val="34"/>
+          <w:szCs w:val="34"/>
+        </w:rPr>
+        <w:t>_ ;ª</w:t>
+      </w:r>
+      <w:proofErr w:type="gramEnd"/>
+      <w:r>
+        <w:rPr>
+          <w:rFonts w:ascii="Preeti" w:hAnsi="Preeti"/>
+          <w:sz w:val="34"/>
+          <w:szCs w:val="34"/>
+        </w:rPr>
+        <w:t>\</w:t>
+      </w:r>
+      <w:proofErr w:type="spellStart"/>
+      <w:proofErr w:type="gramStart"/>
+      <w:r>
+        <w:rPr>
+          <w:rFonts w:ascii="Preeti" w:hAnsi="Preeti"/>
+          <w:sz w:val="34"/>
+          <w:szCs w:val="34"/>
+        </w:rPr>
+        <w:t>uLtsf</w:t>
+      </w:r>
+      <w:proofErr w:type="spellEnd"/>
+      <w:r>
+        <w:rPr>
+          <w:rFonts w:ascii="Preeti" w:hAnsi="Preeti"/>
+          <w:sz w:val="34"/>
+          <w:szCs w:val="34"/>
+        </w:rPr>
+        <w:t xml:space="preserve"> ;</w:t>
+      </w:r>
+      <w:proofErr w:type="spellStart"/>
+      <w:r>
+        <w:rPr>
+          <w:rFonts w:ascii="Preeti" w:hAnsi="Preeti"/>
+          <w:sz w:val="34"/>
+          <w:szCs w:val="34"/>
+        </w:rPr>
+        <w:t>fwgx</w:t>
+      </w:r>
+      <w:proofErr w:type="spellEnd"/>
+      <w:proofErr w:type="gramEnd"/>
+      <w:r>
+        <w:rPr>
+          <w:rFonts w:ascii="Preeti" w:hAnsi="Preeti"/>
+          <w:sz w:val="34"/>
+          <w:szCs w:val="34"/>
+        </w:rPr>
+        <w:t>¿</w:t>
       </w:r>
     </w:p>
     <w:p>
@@ -2529,7 +5335,25 @@
           <w:sz w:val="34"/>
           <w:szCs w:val="34"/>
         </w:rPr>
-        <w:t xml:space="preserve">r_ rf8kj{sf] gfd </w:t>
+        <w:t xml:space="preserve">r_ rf8kj{sf] </w:t>
+      </w:r>
+      <w:proofErr w:type="spellStart"/>
+      <w:r>
+        <w:rPr>
+          <w:rFonts w:ascii="Preeti" w:hAnsi="Preeti"/>
+          <w:sz w:val="34"/>
+          <w:szCs w:val="34"/>
+        </w:rPr>
+        <w:t>gfd</w:t>
+      </w:r>
+      <w:proofErr w:type="spellEnd"/>
+      <w:r>
+        <w:rPr>
+          <w:rFonts w:ascii="Preeti" w:hAnsi="Preeti"/>
+          <w:sz w:val="34"/>
+          <w:szCs w:val="34"/>
+        </w:rPr>
+        <w:t xml:space="preserve"> </w:t>
       </w:r>
     </w:p>
     <w:p>
@@ -2617,7 +5441,135 @@
           <w:sz w:val="34"/>
           <w:szCs w:val="34"/>
         </w:rPr>
-        <w:t>%_ tnsf k|Zgx?sf] pQ/ n]Vg'xf];\ .</w:t>
+        <w:t xml:space="preserve">%_ </w:t>
+      </w:r>
+      <w:proofErr w:type="spellStart"/>
+      <w:r>
+        <w:rPr>
+          <w:rFonts w:ascii="Preeti" w:hAnsi="Preeti"/>
+          <w:b/>
+          <w:bCs/>
+          <w:sz w:val="34"/>
+          <w:szCs w:val="34"/>
+        </w:rPr>
+        <w:t>tnsf</w:t>
+      </w:r>
+      <w:proofErr w:type="spellEnd"/>
+      <w:r>
+        <w:rPr>
+          <w:rFonts w:ascii="Preeti" w:hAnsi="Preeti"/>
+          <w:b/>
+          <w:bCs/>
+          <w:sz w:val="34"/>
+          <w:szCs w:val="34"/>
+        </w:rPr>
+        <w:t xml:space="preserve"> </w:t>
+      </w:r>
+      <w:proofErr w:type="spellStart"/>
+      <w:r>
+        <w:rPr>
+          <w:rFonts w:ascii="Preeti" w:hAnsi="Preeti"/>
+          <w:b/>
+          <w:bCs/>
+          <w:sz w:val="34"/>
+          <w:szCs w:val="34"/>
+        </w:rPr>
+        <w:t>k|Zgx</w:t>
+      </w:r>
+      <w:r>
+        <w:rPr>
+          <w:rFonts w:ascii="Preeti" w:hAnsi="Preeti"/>
+          <w:sz w:val="34"/>
+          <w:szCs w:val="34"/>
+        </w:rPr>
+        <w:t>¿</w:t>
+      </w:r>
+      <w:r>
+        <w:rPr>
+          <w:rFonts w:ascii="Preeti" w:hAnsi="Preeti"/>
+          <w:b/>
+          <w:bCs/>
+          <w:sz w:val="34"/>
+          <w:szCs w:val="34"/>
+        </w:rPr>
+        <w:t>sf</w:t>
+      </w:r>
+      <w:proofErr w:type="spellEnd"/>
+      <w:r>
+        <w:rPr>
+          <w:rFonts w:ascii="Preeti" w:hAnsi="Preeti"/>
+          <w:b/>
+          <w:bCs/>
+          <w:sz w:val="34"/>
+          <w:szCs w:val="34"/>
+        </w:rPr>
+        <w:t xml:space="preserve">] </w:t>
+      </w:r>
+      <w:proofErr w:type="spellStart"/>
+      <w:r>
+        <w:rPr>
+          <w:rFonts w:ascii="Preeti" w:hAnsi="Preeti"/>
+          <w:b/>
+          <w:bCs/>
+          <w:sz w:val="34"/>
+          <w:szCs w:val="34"/>
+        </w:rPr>
+        <w:t>pQ</w:t>
+      </w:r>
+      <w:proofErr w:type="spellEnd"/>
+      <w:r>
+        <w:rPr>
+          <w:rFonts w:ascii="Preeti" w:hAnsi="Preeti"/>
+          <w:b/>
+          <w:bCs/>
+          <w:sz w:val="34"/>
+          <w:szCs w:val="34"/>
+        </w:rPr>
+        <w:t xml:space="preserve">/ </w:t>
+      </w:r>
+      <w:proofErr w:type="gramStart"/>
+      <w:r>
+        <w:rPr>
+          <w:rFonts w:ascii="Preeti" w:hAnsi="Preeti"/>
+          <w:b/>
+          <w:bCs/>
+          <w:sz w:val="34"/>
+          <w:szCs w:val="34"/>
+        </w:rPr>
+        <w:t>n]</w:t>
+      </w:r>
+      <w:proofErr w:type="spellStart"/>
+      <w:r>
+        <w:rPr>
+          <w:rFonts w:ascii="Preeti" w:hAnsi="Preeti"/>
+          <w:b/>
+          <w:bCs/>
+          <w:sz w:val="34"/>
+          <w:szCs w:val="34"/>
+        </w:rPr>
+        <w:t>Vg'xf</w:t>
+      </w:r>
+      <w:proofErr w:type="spellEnd"/>
+      <w:r>
+        <w:rPr>
+          <w:rFonts w:ascii="Preeti" w:hAnsi="Preeti"/>
+          <w:b/>
+          <w:bCs/>
+          <w:sz w:val="34"/>
+          <w:szCs w:val="34"/>
+        </w:rPr>
+        <w:t>];\</w:t>
+      </w:r>
+      <w:proofErr w:type="gramEnd"/>
+      <w:r>
+        <w:rPr>
+          <w:rFonts w:ascii="Preeti" w:hAnsi="Preeti"/>
+          <w:b/>
+          <w:bCs/>
+          <w:sz w:val="34"/>
+          <w:szCs w:val="34"/>
+        </w:rPr>
+        <w:t xml:space="preserve"> .</w:t>
       </w:r>
       <w:r>
         <w:rPr>
@@ -2730,7 +5682,97 @@
           <w:sz w:val="34"/>
           <w:szCs w:val="34"/>
         </w:rPr>
-        <w:t xml:space="preserve">s_ ;u/dfyf k|s[ltsf] s] xf] &lt; </w:t>
+        <w:t>s</w:t>
+      </w:r>
+      <w:proofErr w:type="gramStart"/>
+      <w:r>
+        <w:rPr>
+          <w:rFonts w:ascii="Preeti" w:hAnsi="Preeti"/>
+          <w:sz w:val="34"/>
+          <w:szCs w:val="34"/>
+        </w:rPr>
+        <w:t>_ ;u</w:t>
+      </w:r>
+      <w:proofErr w:type="gramEnd"/>
+      <w:r>
+        <w:rPr>
+          <w:rFonts w:ascii="Preeti" w:hAnsi="Preeti"/>
+          <w:sz w:val="34"/>
+          <w:szCs w:val="34"/>
+        </w:rPr>
+        <w:t>/</w:t>
+      </w:r>
+      <w:proofErr w:type="spellStart"/>
+      <w:r>
+        <w:rPr>
+          <w:rFonts w:ascii="Preeti" w:hAnsi="Preeti"/>
+          <w:sz w:val="34"/>
+          <w:szCs w:val="34"/>
+        </w:rPr>
+        <w:t>dfyf</w:t>
+      </w:r>
+      <w:proofErr w:type="spellEnd"/>
+      <w:r>
+        <w:rPr>
+          <w:rFonts w:ascii="Preeti" w:hAnsi="Preeti"/>
+          <w:sz w:val="34"/>
+          <w:szCs w:val="34"/>
+        </w:rPr>
+        <w:t xml:space="preserve"> </w:t>
+      </w:r>
+      <w:proofErr w:type="spellStart"/>
+      <w:r>
+        <w:rPr>
+          <w:rFonts w:ascii="Preeti" w:hAnsi="Preeti"/>
+          <w:sz w:val="34"/>
+          <w:szCs w:val="34"/>
+        </w:rPr>
+        <w:t>k|s</w:t>
+      </w:r>
+      <w:proofErr w:type="spellEnd"/>
+      <w:r>
+        <w:rPr>
+          <w:rFonts w:ascii="Preeti" w:hAnsi="Preeti"/>
+          <w:sz w:val="34"/>
+          <w:szCs w:val="34"/>
+        </w:rPr>
+        <w:t>[</w:t>
+      </w:r>
+      <w:proofErr w:type="spellStart"/>
+      <w:r>
+        <w:rPr>
+          <w:rFonts w:ascii="Preeti" w:hAnsi="Preeti"/>
+          <w:sz w:val="34"/>
+          <w:szCs w:val="34"/>
+        </w:rPr>
+        <w:t>ltsf</w:t>
+      </w:r>
+      <w:proofErr w:type="spellEnd"/>
+      <w:r>
+        <w:rPr>
+          <w:rFonts w:ascii="Preeti" w:hAnsi="Preeti"/>
+          <w:sz w:val="34"/>
+          <w:szCs w:val="34"/>
+        </w:rPr>
+        <w:t xml:space="preserve">] s] </w:t>
+      </w:r>
+      <w:proofErr w:type="spellStart"/>
+      <w:r>
+        <w:rPr>
+          <w:rFonts w:ascii="Preeti" w:hAnsi="Preeti"/>
+          <w:sz w:val="34"/>
+          <w:szCs w:val="34"/>
+        </w:rPr>
+        <w:t>xf</w:t>
+      </w:r>
+      <w:proofErr w:type="spellEnd"/>
+      <w:r>
+        <w:rPr>
+          <w:rFonts w:ascii="Preeti" w:hAnsi="Preeti"/>
+          <w:sz w:val="34"/>
+          <w:szCs w:val="34"/>
+        </w:rPr>
+        <w:t xml:space="preserve">] &lt; </w:t>
       </w:r>
     </w:p>
     <w:p>
@@ -2790,7 +5832,91 @@
           <w:sz w:val="34"/>
           <w:szCs w:val="34"/>
         </w:rPr>
-        <w:t xml:space="preserve">v_ ljBfnosf] ;DklQ s:tf] ;DklQ xf] &lt; </w:t>
+        <w:t xml:space="preserve">v_ </w:t>
+      </w:r>
+      <w:proofErr w:type="spellStart"/>
+      <w:r>
+        <w:rPr>
+          <w:rFonts w:ascii="Preeti" w:hAnsi="Preeti"/>
+          <w:sz w:val="34"/>
+          <w:szCs w:val="34"/>
+        </w:rPr>
+        <w:t>ljBfnosf</w:t>
+      </w:r>
+      <w:proofErr w:type="spellEnd"/>
+      <w:proofErr w:type="gramStart"/>
+      <w:r>
+        <w:rPr>
+          <w:rFonts w:ascii="Preeti" w:hAnsi="Preeti"/>
+          <w:sz w:val="34"/>
+          <w:szCs w:val="34"/>
+        </w:rPr>
+        <w:t>] ;</w:t>
+      </w:r>
+      <w:proofErr w:type="spellStart"/>
+      <w:r>
+        <w:rPr>
+          <w:rFonts w:ascii="Preeti" w:hAnsi="Preeti"/>
+          <w:sz w:val="34"/>
+          <w:szCs w:val="34"/>
+        </w:rPr>
+        <w:t>DklQ</w:t>
+      </w:r>
+      <w:proofErr w:type="spellEnd"/>
+      <w:proofErr w:type="gramEnd"/>
+      <w:r>
+        <w:rPr>
+          <w:rFonts w:ascii="Preeti" w:hAnsi="Preeti"/>
+          <w:sz w:val="34"/>
+          <w:szCs w:val="34"/>
+        </w:rPr>
+        <w:t xml:space="preserve"> s:tf</w:t>
+      </w:r>
+      <w:proofErr w:type="gramStart"/>
+      <w:r>
+        <w:rPr>
+          <w:rFonts w:ascii="Preeti" w:hAnsi="Preeti"/>
+          <w:sz w:val="34"/>
+          <w:szCs w:val="34"/>
+        </w:rPr>
+        <w:t>] ;</w:t>
+      </w:r>
+      <w:proofErr w:type="spellStart"/>
+      <w:r>
+        <w:rPr>
+          <w:rFonts w:ascii="Preeti" w:hAnsi="Preeti"/>
+          <w:sz w:val="34"/>
+          <w:szCs w:val="34"/>
+        </w:rPr>
+        <w:t>DklQ</w:t>
+      </w:r>
+      <w:proofErr w:type="spellEnd"/>
+      <w:proofErr w:type="gramEnd"/>
+      <w:r>
+        <w:rPr>
+          <w:rFonts w:ascii="Preeti" w:hAnsi="Preeti"/>
+          <w:sz w:val="34"/>
+          <w:szCs w:val="34"/>
+        </w:rPr>
+        <w:t xml:space="preserve"> </w:t>
+      </w:r>
+      <w:proofErr w:type="spellStart"/>
+      <w:r>
+        <w:rPr>
+          <w:rFonts w:ascii="Preeti" w:hAnsi="Preeti"/>
+          <w:sz w:val="34"/>
+          <w:szCs w:val="34"/>
+        </w:rPr>
+        <w:t>xf</w:t>
+      </w:r>
+      <w:proofErr w:type="spellEnd"/>
+      <w:r>
+        <w:rPr>
+          <w:rFonts w:ascii="Preeti" w:hAnsi="Preeti"/>
+          <w:sz w:val="34"/>
+          <w:szCs w:val="34"/>
+        </w:rPr>
+        <w:t xml:space="preserve">] &lt; </w:t>
       </w:r>
     </w:p>
     <w:p>
@@ -2834,7 +5960,97 @@
           <w:sz w:val="34"/>
           <w:szCs w:val="34"/>
         </w:rPr>
-        <w:t xml:space="preserve">u_ lj?jfn] cfkm\gf] vfgf s]df agfpF5 &lt; </w:t>
+        <w:t xml:space="preserve">u_ </w:t>
+      </w:r>
+      <w:proofErr w:type="spellStart"/>
+      <w:proofErr w:type="gramStart"/>
+      <w:r>
+        <w:rPr>
+          <w:rFonts w:ascii="Preeti" w:hAnsi="Preeti"/>
+          <w:sz w:val="34"/>
+          <w:szCs w:val="34"/>
+        </w:rPr>
+        <w:t>l</w:t>
+      </w:r>
+      <w:r>
+        <w:rPr>
+          <w:rFonts w:ascii="Preeti" w:hAnsi="Preeti"/>
+          <w:sz w:val="34"/>
+          <w:szCs w:val="34"/>
+        </w:rPr>
+        <w:t>a</w:t>
+      </w:r>
+      <w:r>
+        <w:rPr>
+          <w:rFonts w:ascii="Preeti" w:hAnsi="Preeti"/>
+          <w:sz w:val="34"/>
+          <w:szCs w:val="34"/>
+        </w:rPr>
+        <w:t>?jfn</w:t>
+      </w:r>
+      <w:proofErr w:type="spellEnd"/>
+      <w:proofErr w:type="gramEnd"/>
+      <w:r>
+        <w:rPr>
+          <w:rFonts w:ascii="Preeti" w:hAnsi="Preeti"/>
+          <w:sz w:val="34"/>
+          <w:szCs w:val="34"/>
+        </w:rPr>
+        <w:t xml:space="preserve">] </w:t>
+      </w:r>
+      <w:proofErr w:type="spellStart"/>
+      <w:r>
+        <w:rPr>
+          <w:rFonts w:ascii="Preeti" w:hAnsi="Preeti"/>
+          <w:sz w:val="34"/>
+          <w:szCs w:val="34"/>
+        </w:rPr>
+        <w:t>cfkm</w:t>
+      </w:r>
+      <w:proofErr w:type="spellEnd"/>
+      <w:r>
+        <w:rPr>
+          <w:rFonts w:ascii="Preeti" w:hAnsi="Preeti"/>
+          <w:sz w:val="34"/>
+          <w:szCs w:val="34"/>
+        </w:rPr>
+        <w:t xml:space="preserve">\gf] </w:t>
+      </w:r>
+      <w:proofErr w:type="spellStart"/>
+      <w:r>
+        <w:rPr>
+          <w:rFonts w:ascii="Preeti" w:hAnsi="Preeti"/>
+          <w:sz w:val="34"/>
+          <w:szCs w:val="34"/>
+        </w:rPr>
+        <w:t>vfgf</w:t>
+      </w:r>
+      <w:proofErr w:type="spellEnd"/>
+      <w:r>
+        <w:rPr>
+          <w:rFonts w:ascii="Preeti" w:hAnsi="Preeti"/>
+          <w:sz w:val="34"/>
+          <w:szCs w:val="34"/>
+        </w:rPr>
+        <w:t xml:space="preserve"> s]</w:t>
+      </w:r>
+      <w:proofErr w:type="spellStart"/>
+      <w:r>
+        <w:rPr>
+          <w:rFonts w:ascii="Preeti" w:hAnsi="Preeti"/>
+          <w:sz w:val="34"/>
+          <w:szCs w:val="34"/>
+        </w:rPr>
+        <w:t>df</w:t>
+      </w:r>
+      <w:proofErr w:type="spellEnd"/>
+      <w:r>
+        <w:rPr>
+          <w:rFonts w:ascii="Preeti" w:hAnsi="Preeti"/>
+          <w:sz w:val="34"/>
+          <w:szCs w:val="34"/>
+        </w:rPr>
+        <w:t xml:space="preserve"> agfpF5 &lt; </w:t>
       </w:r>
     </w:p>
     <w:p>
@@ -2878,7 +6094,61 @@
           <w:sz w:val="34"/>
           <w:szCs w:val="34"/>
         </w:rPr>
-        <w:t xml:space="preserve">3_ xfd|f] /fli6«o hgfj/ s] xf] &lt; </w:t>
+        <w:t xml:space="preserve">3_ </w:t>
+      </w:r>
+      <w:proofErr w:type="spellStart"/>
+      <w:r>
+        <w:rPr>
+          <w:rFonts w:ascii="Preeti" w:hAnsi="Preeti"/>
+          <w:sz w:val="34"/>
+          <w:szCs w:val="34"/>
+        </w:rPr>
+        <w:t>xfd|f</w:t>
+      </w:r>
+      <w:proofErr w:type="spellEnd"/>
+      <w:r>
+        <w:rPr>
+          <w:rFonts w:ascii="Preeti" w:hAnsi="Preeti"/>
+          <w:sz w:val="34"/>
+          <w:szCs w:val="34"/>
+        </w:rPr>
+        <w:t xml:space="preserve">] /fli6«o </w:t>
+      </w:r>
+      <w:proofErr w:type="spellStart"/>
+      <w:r>
+        <w:rPr>
+          <w:rFonts w:ascii="Preeti" w:hAnsi="Preeti"/>
+          <w:sz w:val="34"/>
+          <w:szCs w:val="34"/>
+        </w:rPr>
+        <w:t>hgfj</w:t>
+      </w:r>
+      <w:proofErr w:type="spellEnd"/>
+      <w:r>
+        <w:rPr>
+          <w:rFonts w:ascii="Preeti" w:hAnsi="Preeti"/>
+          <w:sz w:val="34"/>
+          <w:szCs w:val="34"/>
+        </w:rPr>
+        <w:t xml:space="preserve">/ s] </w:t>
+      </w:r>
+      <w:proofErr w:type="spellStart"/>
+      <w:r>
+        <w:rPr>
+          <w:rFonts w:ascii="Preeti" w:hAnsi="Preeti"/>
+          <w:sz w:val="34"/>
+          <w:szCs w:val="34"/>
+        </w:rPr>
+        <w:t>xf</w:t>
+      </w:r>
+      <w:proofErr w:type="spellEnd"/>
+      <w:r>
+        <w:rPr>
+          <w:rFonts w:ascii="Preeti" w:hAnsi="Preeti"/>
+          <w:sz w:val="34"/>
+          <w:szCs w:val="34"/>
+        </w:rPr>
+        <w:t xml:space="preserve">] &lt; </w:t>
       </w:r>
     </w:p>
     <w:p>
@@ -2922,7 +6192,43 @@
           <w:sz w:val="34"/>
           <w:szCs w:val="34"/>
         </w:rPr>
-        <w:t xml:space="preserve">ª_ k[YjLsf] cfsf/ s:tf] 5 &lt; </w:t>
+        <w:t>ª_ k[</w:t>
+      </w:r>
+      <w:proofErr w:type="spellStart"/>
+      <w:r>
+        <w:rPr>
+          <w:rFonts w:ascii="Preeti" w:hAnsi="Preeti"/>
+          <w:sz w:val="34"/>
+          <w:szCs w:val="34"/>
+        </w:rPr>
+        <w:t>YjLsf</w:t>
+      </w:r>
+      <w:proofErr w:type="spellEnd"/>
+      <w:r>
+        <w:rPr>
+          <w:rFonts w:ascii="Preeti" w:hAnsi="Preeti"/>
+          <w:sz w:val="34"/>
+          <w:szCs w:val="34"/>
+        </w:rPr>
+        <w:t xml:space="preserve">] </w:t>
+      </w:r>
+      <w:proofErr w:type="spellStart"/>
+      <w:r>
+        <w:rPr>
+          <w:rFonts w:ascii="Preeti" w:hAnsi="Preeti"/>
+          <w:sz w:val="34"/>
+          <w:szCs w:val="34"/>
+        </w:rPr>
+        <w:t>cfsf</w:t>
+      </w:r>
+      <w:proofErr w:type="spellEnd"/>
+      <w:r>
+        <w:rPr>
+          <w:rFonts w:ascii="Preeti" w:hAnsi="Preeti"/>
+          <w:sz w:val="34"/>
+          <w:szCs w:val="34"/>
+        </w:rPr>
+        <w:t xml:space="preserve">/ s:tf] 5 &lt; </w:t>
       </w:r>
     </w:p>
     <w:p>
@@ -2971,7 +6277,219 @@
           <w:szCs w:val="34"/>
         </w:rPr>
         <w:lastRenderedPageBreak/>
-        <w:t>^_ af]6lj?jf / hgfj/af6 kfOg] vfg]s'/fsf] ;"rL agfpg'xf];\ .</w:t>
+        <w:t xml:space="preserve">^_ </w:t>
+      </w:r>
+      <w:proofErr w:type="spellStart"/>
+      <w:r>
+        <w:rPr>
+          <w:rFonts w:ascii="Preeti" w:hAnsi="Preeti"/>
+          <w:b/>
+          <w:bCs/>
+          <w:sz w:val="34"/>
+          <w:szCs w:val="34"/>
+        </w:rPr>
+        <w:t>af</w:t>
+      </w:r>
+      <w:proofErr w:type="spellEnd"/>
+      <w:r>
+        <w:rPr>
+          <w:rFonts w:ascii="Preeti" w:hAnsi="Preeti"/>
+          <w:b/>
+          <w:bCs/>
+          <w:sz w:val="34"/>
+          <w:szCs w:val="34"/>
+        </w:rPr>
+        <w:t>]6</w:t>
+      </w:r>
+      <w:proofErr w:type="gramStart"/>
+      <w:r>
+        <w:rPr>
+          <w:rFonts w:ascii="Preeti" w:hAnsi="Preeti"/>
+          <w:b/>
+          <w:bCs/>
+          <w:sz w:val="34"/>
+          <w:szCs w:val="34"/>
+        </w:rPr>
+        <w:t>lj?jf</w:t>
+      </w:r>
+      <w:proofErr w:type="gramEnd"/>
+      <w:r>
+        <w:rPr>
+          <w:rFonts w:ascii="Preeti" w:hAnsi="Preeti"/>
+          <w:b/>
+          <w:bCs/>
+          <w:sz w:val="34"/>
+          <w:szCs w:val="34"/>
+        </w:rPr>
+        <w:t xml:space="preserve"> / </w:t>
+      </w:r>
+      <w:proofErr w:type="spellStart"/>
+      <w:r>
+        <w:rPr>
+          <w:rFonts w:ascii="Preeti" w:hAnsi="Preeti"/>
+          <w:b/>
+          <w:bCs/>
+          <w:sz w:val="34"/>
+          <w:szCs w:val="34"/>
+        </w:rPr>
+        <w:t>hgfj</w:t>
+      </w:r>
+      <w:proofErr w:type="spellEnd"/>
+      <w:r>
+        <w:rPr>
+          <w:rFonts w:ascii="Preeti" w:hAnsi="Preeti"/>
+          <w:b/>
+          <w:bCs/>
+          <w:sz w:val="34"/>
+          <w:szCs w:val="34"/>
+        </w:rPr>
+        <w:t xml:space="preserve">/af6 </w:t>
+      </w:r>
+      <w:proofErr w:type="spellStart"/>
+      <w:r>
+        <w:rPr>
+          <w:rFonts w:ascii="Preeti" w:hAnsi="Preeti"/>
+          <w:b/>
+          <w:bCs/>
+          <w:sz w:val="34"/>
+          <w:szCs w:val="34"/>
+        </w:rPr>
+        <w:t>kfOg</w:t>
+      </w:r>
+      <w:proofErr w:type="spellEnd"/>
+      <w:r>
+        <w:rPr>
+          <w:rFonts w:ascii="Preeti" w:hAnsi="Preeti"/>
+          <w:b/>
+          <w:bCs/>
+          <w:sz w:val="34"/>
+          <w:szCs w:val="34"/>
+        </w:rPr>
+        <w:t xml:space="preserve">] </w:t>
+      </w:r>
+      <w:proofErr w:type="spellStart"/>
+      <w:proofErr w:type="gramStart"/>
+      <w:r>
+        <w:rPr>
+          <w:rFonts w:ascii="Preeti" w:hAnsi="Preeti"/>
+          <w:b/>
+          <w:bCs/>
+          <w:sz w:val="34"/>
+          <w:szCs w:val="34"/>
+        </w:rPr>
+        <w:t>vfg</w:t>
+      </w:r>
+      <w:proofErr w:type="spellEnd"/>
+      <w:r>
+        <w:rPr>
+          <w:rFonts w:ascii="Preeti" w:hAnsi="Preeti"/>
+          <w:b/>
+          <w:bCs/>
+          <w:sz w:val="34"/>
+          <w:szCs w:val="34"/>
+        </w:rPr>
+        <w:t>]s</w:t>
+      </w:r>
+      <w:proofErr w:type="gramEnd"/>
+      <w:r>
+        <w:rPr>
+          <w:rFonts w:ascii="Preeti" w:hAnsi="Preeti"/>
+          <w:b/>
+          <w:bCs/>
+          <w:sz w:val="34"/>
+          <w:szCs w:val="34"/>
+        </w:rPr>
+        <w:t>'/</w:t>
+      </w:r>
+      <w:proofErr w:type="spellStart"/>
+      <w:r>
+        <w:rPr>
+          <w:rFonts w:ascii="Preeti" w:hAnsi="Preeti"/>
+          <w:b/>
+          <w:bCs/>
+          <w:sz w:val="34"/>
+          <w:szCs w:val="34"/>
+        </w:rPr>
+        <w:t>fsf</w:t>
+      </w:r>
+      <w:proofErr w:type="spellEnd"/>
+      <w:proofErr w:type="gramStart"/>
+      <w:r>
+        <w:rPr>
+          <w:rFonts w:ascii="Preeti" w:hAnsi="Preeti"/>
+          <w:b/>
+          <w:bCs/>
+          <w:sz w:val="34"/>
+          <w:szCs w:val="34"/>
+        </w:rPr>
+        <w:t>] ;</w:t>
+      </w:r>
+      <w:proofErr w:type="gramEnd"/>
+      <w:r>
+        <w:rPr>
+          <w:rFonts w:ascii="Preeti" w:hAnsi="Preeti"/>
+          <w:b/>
+          <w:bCs/>
+          <w:sz w:val="34"/>
+          <w:szCs w:val="34"/>
+        </w:rPr>
+        <w:t>"</w:t>
+      </w:r>
+      <w:proofErr w:type="spellStart"/>
+      <w:r>
+        <w:rPr>
+          <w:rFonts w:ascii="Preeti" w:hAnsi="Preeti"/>
+          <w:b/>
+          <w:bCs/>
+          <w:sz w:val="34"/>
+          <w:szCs w:val="34"/>
+        </w:rPr>
+        <w:t>rL</w:t>
+      </w:r>
+      <w:proofErr w:type="spellEnd"/>
+      <w:r>
+        <w:rPr>
+          <w:rFonts w:ascii="Preeti" w:hAnsi="Preeti"/>
+          <w:b/>
+          <w:bCs/>
+          <w:sz w:val="34"/>
+          <w:szCs w:val="34"/>
+        </w:rPr>
+        <w:t xml:space="preserve"> </w:t>
+      </w:r>
+      <w:proofErr w:type="spellStart"/>
+      <w:r>
+        <w:rPr>
+          <w:rFonts w:ascii="Preeti" w:hAnsi="Preeti"/>
+          <w:b/>
+          <w:bCs/>
+          <w:sz w:val="34"/>
+          <w:szCs w:val="34"/>
+        </w:rPr>
+        <w:t>agfpg'xf</w:t>
+      </w:r>
+      <w:proofErr w:type="spellEnd"/>
+      <w:proofErr w:type="gramStart"/>
+      <w:r>
+        <w:rPr>
+          <w:rFonts w:ascii="Preeti" w:hAnsi="Preeti"/>
+          <w:b/>
+          <w:bCs/>
+          <w:sz w:val="34"/>
+          <w:szCs w:val="34"/>
+        </w:rPr>
+        <w:t>];\</w:t>
+      </w:r>
+      <w:proofErr w:type="gramEnd"/>
+      <w:r>
+        <w:rPr>
+          <w:rFonts w:ascii="Preeti" w:hAnsi="Preeti"/>
+          <w:b/>
+          <w:bCs/>
+          <w:sz w:val="34"/>
+          <w:szCs w:val="34"/>
+        </w:rPr>
+        <w:t xml:space="preserve"> .</w:t>
       </w:r>
       <w:r>
         <w:rPr>
@@ -3074,13 +6592,33 @@
                 <w:szCs w:val="34"/>
               </w:rPr>
             </w:pPr>
+            <w:proofErr w:type="spellStart"/>
             <w:r>
               <w:rPr>
                 <w:rFonts w:ascii="Preeti" w:hAnsi="Preeti"/>
                 <w:sz w:val="34"/>
                 <w:szCs w:val="34"/>
               </w:rPr>
-              <w:t>qm=;+=</w:t>
+              <w:t>qm</w:t>
+            </w:r>
+            <w:proofErr w:type="spellEnd"/>
+            <w:proofErr w:type="gramStart"/>
+            <w:r>
+              <w:rPr>
+                <w:rFonts w:ascii="Preeti" w:hAnsi="Preeti"/>
+                <w:sz w:val="34"/>
+                <w:szCs w:val="34"/>
+              </w:rPr>
+              <w:t>=;+</w:t>
+            </w:r>
+            <w:proofErr w:type="gramEnd"/>
+            <w:r>
+              <w:rPr>
+                <w:rFonts w:ascii="Preeti" w:hAnsi="Preeti"/>
+                <w:sz w:val="34"/>
+                <w:szCs w:val="34"/>
+              </w:rPr>
+              <w:t>=</w:t>
             </w:r>
           </w:p>
         </w:tc>
@@ -3101,13 +6639,103 @@
                 <w:szCs w:val="34"/>
               </w:rPr>
             </w:pPr>
+            <w:proofErr w:type="spellStart"/>
             <w:r>
               <w:rPr>
                 <w:rFonts w:ascii="Preeti" w:hAnsi="Preeti"/>
                 <w:sz w:val="34"/>
                 <w:szCs w:val="34"/>
               </w:rPr>
-              <w:t>af]6lj?jfaf6 kfOg] vfg]s'/f</w:t>
+              <w:t>af</w:t>
+            </w:r>
+            <w:proofErr w:type="spellEnd"/>
+            <w:r>
+              <w:rPr>
+                <w:rFonts w:ascii="Preeti" w:hAnsi="Preeti"/>
+                <w:sz w:val="34"/>
+                <w:szCs w:val="34"/>
+              </w:rPr>
+              <w:t>]6</w:t>
+            </w:r>
+            <w:proofErr w:type="gramStart"/>
+            <w:r>
+              <w:rPr>
+                <w:rFonts w:ascii="Preeti" w:hAnsi="Preeti"/>
+                <w:sz w:val="34"/>
+                <w:szCs w:val="34"/>
+              </w:rPr>
+              <w:t>l</w:t>
+            </w:r>
+            <w:r>
+              <w:rPr>
+                <w:rFonts w:ascii="Preeti" w:hAnsi="Preeti"/>
+                <w:sz w:val="34"/>
+                <w:szCs w:val="34"/>
+              </w:rPr>
+              <w:t>a</w:t>
+            </w:r>
+            <w:r>
+              <w:rPr>
+                <w:rFonts w:ascii="Preeti" w:hAnsi="Preeti"/>
+                <w:sz w:val="34"/>
+                <w:szCs w:val="34"/>
+              </w:rPr>
+              <w:t>?jfaf</w:t>
+            </w:r>
+            <w:proofErr w:type="gramEnd"/>
+            <w:r>
+              <w:rPr>
+                <w:rFonts w:ascii="Preeti" w:hAnsi="Preeti"/>
+                <w:sz w:val="34"/>
+                <w:szCs w:val="34"/>
+              </w:rPr>
+              <w:t xml:space="preserve">6 </w:t>
+            </w:r>
+            <w:proofErr w:type="spellStart"/>
+            <w:r>
+              <w:rPr>
+                <w:rFonts w:ascii="Preeti" w:hAnsi="Preeti"/>
+                <w:sz w:val="34"/>
+                <w:szCs w:val="34"/>
+              </w:rPr>
+              <w:t>kfOg</w:t>
+            </w:r>
+            <w:proofErr w:type="spellEnd"/>
+            <w:r>
+              <w:rPr>
+                <w:rFonts w:ascii="Preeti" w:hAnsi="Preeti"/>
+                <w:sz w:val="34"/>
+                <w:szCs w:val="34"/>
+              </w:rPr>
+              <w:t xml:space="preserve">] </w:t>
+            </w:r>
+            <w:proofErr w:type="spellStart"/>
+            <w:proofErr w:type="gramStart"/>
+            <w:r>
+              <w:rPr>
+                <w:rFonts w:ascii="Preeti" w:hAnsi="Preeti"/>
+                <w:sz w:val="34"/>
+                <w:szCs w:val="34"/>
+              </w:rPr>
+              <w:t>vfg</w:t>
+            </w:r>
+            <w:proofErr w:type="spellEnd"/>
+            <w:r>
+              <w:rPr>
+                <w:rFonts w:ascii="Preeti" w:hAnsi="Preeti"/>
+                <w:sz w:val="34"/>
+                <w:szCs w:val="34"/>
+              </w:rPr>
+              <w:t>]s</w:t>
+            </w:r>
+            <w:proofErr w:type="gramEnd"/>
+            <w:r>
+              <w:rPr>
+                <w:rFonts w:ascii="Preeti" w:hAnsi="Preeti"/>
+                <w:sz w:val="34"/>
+                <w:szCs w:val="34"/>
+              </w:rPr>
+              <w:t>'/f</w:t>
             </w:r>
           </w:p>
         </w:tc>
@@ -3128,13 +6756,33 @@
                 <w:szCs w:val="34"/>
               </w:rPr>
             </w:pPr>
+            <w:proofErr w:type="spellStart"/>
             <w:r>
               <w:rPr>
                 <w:rFonts w:ascii="Preeti" w:hAnsi="Preeti"/>
                 <w:sz w:val="34"/>
                 <w:szCs w:val="34"/>
               </w:rPr>
-              <w:t>qm=;+=</w:t>
+              <w:t>qm</w:t>
+            </w:r>
+            <w:proofErr w:type="spellEnd"/>
+            <w:proofErr w:type="gramStart"/>
+            <w:r>
+              <w:rPr>
+                <w:rFonts w:ascii="Preeti" w:hAnsi="Preeti"/>
+                <w:sz w:val="34"/>
+                <w:szCs w:val="34"/>
+              </w:rPr>
+              <w:t>=;+</w:t>
+            </w:r>
+            <w:proofErr w:type="gramEnd"/>
+            <w:r>
+              <w:rPr>
+                <w:rFonts w:ascii="Preeti" w:hAnsi="Preeti"/>
+                <w:sz w:val="34"/>
+                <w:szCs w:val="34"/>
+              </w:rPr>
+              <w:t>=</w:t>
             </w:r>
           </w:p>
         </w:tc>
@@ -3155,13 +6803,69 @@
                 <w:szCs w:val="34"/>
               </w:rPr>
             </w:pPr>
+            <w:proofErr w:type="spellStart"/>
             <w:r>
               <w:rPr>
                 <w:rFonts w:ascii="Preeti" w:hAnsi="Preeti"/>
                 <w:sz w:val="34"/>
                 <w:szCs w:val="34"/>
               </w:rPr>
-              <w:t>hgfj/af6 kfOg] vfg]s'/f</w:t>
+              <w:t>hgfj</w:t>
+            </w:r>
+            <w:proofErr w:type="spellEnd"/>
+            <w:r>
+              <w:rPr>
+                <w:rFonts w:ascii="Preeti" w:hAnsi="Preeti"/>
+                <w:sz w:val="34"/>
+                <w:szCs w:val="34"/>
+              </w:rPr>
+              <w:t xml:space="preserve">/af6 </w:t>
+            </w:r>
+            <w:proofErr w:type="spellStart"/>
+            <w:r>
+              <w:rPr>
+                <w:rFonts w:ascii="Preeti" w:hAnsi="Preeti"/>
+                <w:sz w:val="34"/>
+                <w:szCs w:val="34"/>
+              </w:rPr>
+              <w:t>kfOg</w:t>
+            </w:r>
+            <w:proofErr w:type="spellEnd"/>
+            <w:r>
+              <w:rPr>
+                <w:rFonts w:ascii="Preeti" w:hAnsi="Preeti"/>
+                <w:sz w:val="34"/>
+                <w:szCs w:val="34"/>
+              </w:rPr>
+              <w:t xml:space="preserve">] </w:t>
+            </w:r>
+            <w:proofErr w:type="spellStart"/>
+            <w:proofErr w:type="gramStart"/>
+            <w:r>
+              <w:rPr>
+                <w:rFonts w:ascii="Preeti" w:hAnsi="Preeti"/>
+                <w:sz w:val="34"/>
+                <w:szCs w:val="34"/>
+              </w:rPr>
+              <w:t>vfg</w:t>
+            </w:r>
+            <w:proofErr w:type="spellEnd"/>
+            <w:r>
+              <w:rPr>
+                <w:rFonts w:ascii="Preeti" w:hAnsi="Preeti"/>
+                <w:sz w:val="34"/>
+                <w:szCs w:val="34"/>
+              </w:rPr>
+              <w:t>]s</w:t>
+            </w:r>
+            <w:proofErr w:type="gramEnd"/>
+            <w:r>
+              <w:rPr>
+                <w:rFonts w:ascii="Preeti" w:hAnsi="Preeti"/>
+                <w:sz w:val="34"/>
+                <w:szCs w:val="34"/>
+              </w:rPr>
+              <w:t>'/f</w:t>
             </w:r>
           </w:p>
         </w:tc>
@@ -3629,7 +7333,7 @@
           <w:szCs w:val="34"/>
         </w:rPr>
         <w:drawing>
-          <wp:anchor distT="0" distB="0" distL="114300" distR="114300" simplePos="0" relativeHeight="251660288" behindDoc="1" locked="0" layoutInCell="1" allowOverlap="1" wp14:anchorId="55D8E008" wp14:editId="1741E45B">
+          <wp:anchor distT="0" distB="0" distL="114300" distR="114300" simplePos="0" relativeHeight="251660288" behindDoc="1" locked="0" layoutInCell="1" allowOverlap="1" wp14:anchorId="55D8E008" wp14:editId="04402ED0">
             <wp:simplePos x="0" y="0"/>
             <wp:positionH relativeFrom="column">
               <wp:posOffset>2121535</wp:posOffset>
@@ -3638,7 +7342,7 @@
               <wp:posOffset>257810</wp:posOffset>
             </wp:positionV>
             <wp:extent cx="882471" cy="882203"/>
-            <wp:effectExtent l="19050" t="0" r="0" b="0"/>
+            <wp:effectExtent l="0" t="0" r="0" b="0"/>
             <wp:wrapNone/>
             <wp:docPr id="1" name="Picture 1" descr="C:\Users\acer\Desktop\clip art\horse.jpg"/>
             <wp:cNvGraphicFramePr>
@@ -3654,7 +7358,22 @@
                     </pic:cNvPicPr>
                   </pic:nvPicPr>
                   <pic:blipFill>
-                    <a:blip r:embed="rId6"/>
+                    <a:blip r:embed="rId6">
+                      <a:extLst>
+                        <a:ext uri="{BEBA8EAE-BF5A-486C-A8C5-ECC9F3942E4B}">
+                          <a14:imgProps xmlns:a14="http://schemas.microsoft.com/office/drawing/2010/main">
+                            <a14:imgLayer r:embed="rId7">
+                              <a14:imgEffect>
+                                <a14:sharpenSoften amount="50000"/>
+                              </a14:imgEffect>
+                              <a14:imgEffect>
+                                <a14:brightnessContrast bright="40000" contrast="-40000"/>
+                              </a14:imgEffect>
+                            </a14:imgLayer>
+                          </a14:imgProps>
+                        </a:ext>
+                      </a:extLst>
+                    </a:blip>
                     <a:srcRect/>
                     <a:stretch>
                       <a:fillRect/>
@@ -3717,7 +7436,7 @@
                     </pic:cNvPicPr>
                   </pic:nvPicPr>
                   <pic:blipFill>
-                    <a:blip r:embed="rId7"/>
+                    <a:blip r:embed="rId8"/>
                     <a:srcRect/>
                     <a:stretch>
                       <a:fillRect/>
@@ -3753,7 +7472,117 @@
           <w:sz w:val="34"/>
           <w:szCs w:val="34"/>
         </w:rPr>
-        <w:t>&amp;_ tnsf lrqsf] gfd n]Vg'xf];\ .</w:t>
+        <w:t xml:space="preserve">&amp;_ </w:t>
+      </w:r>
+      <w:proofErr w:type="spellStart"/>
+      <w:r>
+        <w:rPr>
+          <w:rFonts w:ascii="Preeti" w:hAnsi="Preeti"/>
+          <w:b/>
+          <w:bCs/>
+          <w:sz w:val="34"/>
+          <w:szCs w:val="34"/>
+        </w:rPr>
+        <w:t>tnsf</w:t>
+      </w:r>
+      <w:proofErr w:type="spellEnd"/>
+      <w:r>
+        <w:rPr>
+          <w:rFonts w:ascii="Preeti" w:hAnsi="Preeti"/>
+          <w:b/>
+          <w:bCs/>
+          <w:sz w:val="34"/>
+          <w:szCs w:val="34"/>
+        </w:rPr>
+        <w:t xml:space="preserve"> </w:t>
+      </w:r>
+      <w:proofErr w:type="spellStart"/>
+      <w:r>
+        <w:rPr>
+          <w:rFonts w:ascii="Preeti" w:hAnsi="Preeti"/>
+          <w:b/>
+          <w:bCs/>
+          <w:sz w:val="34"/>
+          <w:szCs w:val="34"/>
+        </w:rPr>
+        <w:t>lrqsf</w:t>
+      </w:r>
+      <w:proofErr w:type="spellEnd"/>
+      <w:r>
+        <w:rPr>
+          <w:rFonts w:ascii="Preeti" w:hAnsi="Preeti"/>
+          <w:b/>
+          <w:bCs/>
+          <w:sz w:val="34"/>
+          <w:szCs w:val="34"/>
+        </w:rPr>
+        <w:t xml:space="preserve">] </w:t>
+      </w:r>
+      <w:proofErr w:type="spellStart"/>
+      <w:r>
+        <w:rPr>
+          <w:rFonts w:ascii="Preeti" w:hAnsi="Preeti"/>
+          <w:b/>
+          <w:bCs/>
+          <w:sz w:val="34"/>
+          <w:szCs w:val="34"/>
+        </w:rPr>
+        <w:t>gfd</w:t>
+      </w:r>
+      <w:proofErr w:type="spellEnd"/>
+      <w:r>
+        <w:rPr>
+          <w:rFonts w:ascii="Preeti" w:hAnsi="Preeti"/>
+          <w:b/>
+          <w:bCs/>
+          <w:sz w:val="34"/>
+          <w:szCs w:val="34"/>
+        </w:rPr>
+        <w:t xml:space="preserve"> </w:t>
+      </w:r>
+      <w:proofErr w:type="gramStart"/>
+      <w:r>
+        <w:rPr>
+          <w:rFonts w:ascii="Preeti" w:hAnsi="Preeti"/>
+          <w:b/>
+          <w:bCs/>
+          <w:sz w:val="34"/>
+          <w:szCs w:val="34"/>
+        </w:rPr>
+        <w:t>n]</w:t>
+      </w:r>
+      <w:proofErr w:type="spellStart"/>
+      <w:r>
+        <w:rPr>
+          <w:rFonts w:ascii="Preeti" w:hAnsi="Preeti"/>
+          <w:b/>
+          <w:bCs/>
+          <w:sz w:val="34"/>
+          <w:szCs w:val="34"/>
+        </w:rPr>
+        <w:t>Vg'xf</w:t>
+      </w:r>
+      <w:proofErr w:type="spellEnd"/>
+      <w:r>
+        <w:rPr>
+          <w:rFonts w:ascii="Preeti" w:hAnsi="Preeti"/>
+          <w:b/>
+          <w:bCs/>
+          <w:sz w:val="34"/>
+          <w:szCs w:val="34"/>
+        </w:rPr>
+        <w:t>];\</w:t>
+      </w:r>
+      <w:proofErr w:type="gramEnd"/>
+      <w:r>
+        <w:rPr>
+          <w:rFonts w:ascii="Preeti" w:hAnsi="Preeti"/>
+          <w:b/>
+          <w:bCs/>
+          <w:sz w:val="34"/>
+          <w:szCs w:val="34"/>
+        </w:rPr>
+        <w:t xml:space="preserve"> .</w:t>
       </w:r>
       <w:r>
         <w:rPr>
@@ -3869,7 +7698,7 @@
     <w:p>
       <w:pPr>
         <w:tabs>
-          <w:tab w:val="left" w:pos="1440"/>
+          <w:tab w:val="left" w:pos="4110"/>
         </w:tabs>
         <w:spacing w:after="0" w:line="360" w:lineRule="auto"/>
         <w:jc w:val="both"/>
@@ -3879,6 +7708,14 @@
           <w:szCs w:val="34"/>
         </w:rPr>
       </w:pPr>
+      <w:r>
+        <w:rPr>
+          <w:rFonts w:ascii="Preeti" w:hAnsi="Preeti"/>
+          <w:sz w:val="34"/>
+          <w:szCs w:val="34"/>
+        </w:rPr>
+        <w:tab/>
+      </w:r>
     </w:p>
     <w:p>
       <w:pPr>
@@ -4010,7 +7847,7 @@
                     </pic:cNvPicPr>
                   </pic:nvPicPr>
                   <pic:blipFill>
-                    <a:blip r:embed="rId8" cstate="print"/>
+                    <a:blip r:embed="rId9" cstate="print"/>
                     <a:srcRect/>
                     <a:stretch>
                       <a:fillRect/>
@@ -4071,7 +7908,7 @@
                     </pic:cNvPicPr>
                   </pic:nvPicPr>
                   <pic:blipFill>
-                    <a:blip r:embed="rId9"/>
+                    <a:blip r:embed="rId10"/>
                     <a:srcRect/>
                     <a:stretch>
                       <a:fillRect/>
@@ -4281,7 +8118,159 @@
           <w:sz w:val="34"/>
           <w:szCs w:val="34"/>
         </w:rPr>
-        <w:t>*_ k[YjLsf] lrq agfpg'xf];\ / /ª eg'{xf];\ .</w:t>
+        <w:t>*_</w:t>
+      </w:r>
+      <w:r>
+        <w:rPr>
+          <w:rFonts w:ascii="Preeti" w:hAnsi="Preeti"/>
+          <w:b/>
+          <w:bCs/>
+          <w:sz w:val="34"/>
+          <w:szCs w:val="34"/>
+        </w:rPr>
+        <w:t xml:space="preserve"> </w:t>
+      </w:r>
+      <w:proofErr w:type="spellStart"/>
+      <w:r>
+        <w:rPr>
+          <w:rFonts w:ascii="Preeti" w:hAnsi="Preeti"/>
+          <w:b/>
+          <w:bCs/>
+          <w:sz w:val="34"/>
+          <w:szCs w:val="34"/>
+        </w:rPr>
+        <w:t>nfnLu</w:t>
+      </w:r>
+      <w:proofErr w:type="spellEnd"/>
+      <w:r>
+        <w:rPr>
+          <w:rFonts w:ascii="Preeti" w:hAnsi="Preeti"/>
+          <w:b/>
+          <w:bCs/>
+          <w:sz w:val="34"/>
+          <w:szCs w:val="34"/>
+        </w:rPr>
+        <w:t>'/</w:t>
+      </w:r>
+      <w:proofErr w:type="spellStart"/>
+      <w:proofErr w:type="gramStart"/>
+      <w:r>
+        <w:rPr>
+          <w:rFonts w:ascii="Preeti" w:hAnsi="Preeti"/>
+          <w:b/>
+          <w:bCs/>
+          <w:sz w:val="34"/>
+          <w:szCs w:val="34"/>
+        </w:rPr>
+        <w:t>fF;sf</w:t>
+      </w:r>
+      <w:proofErr w:type="spellEnd"/>
+      <w:proofErr w:type="gramEnd"/>
+      <w:r>
+        <w:rPr>
+          <w:rFonts w:ascii="Preeti" w:hAnsi="Preeti"/>
+          <w:b/>
+          <w:bCs/>
+          <w:sz w:val="34"/>
+          <w:szCs w:val="34"/>
+        </w:rPr>
+        <w:t>]</w:t>
+      </w:r>
+      <w:r>
+        <w:rPr>
+          <w:rFonts w:ascii="Preeti" w:hAnsi="Preeti"/>
+          <w:b/>
+          <w:bCs/>
+          <w:sz w:val="34"/>
+          <w:szCs w:val="34"/>
+        </w:rPr>
+        <w:t xml:space="preserve"> </w:t>
+      </w:r>
+      <w:proofErr w:type="spellStart"/>
+      <w:r>
+        <w:rPr>
+          <w:rFonts w:ascii="Preeti" w:hAnsi="Preeti"/>
+          <w:b/>
+          <w:bCs/>
+          <w:sz w:val="34"/>
+          <w:szCs w:val="34"/>
+        </w:rPr>
+        <w:t>lrq</w:t>
+      </w:r>
+      <w:proofErr w:type="spellEnd"/>
+      <w:r>
+        <w:rPr>
+          <w:rFonts w:ascii="Preeti" w:hAnsi="Preeti"/>
+          <w:b/>
+          <w:bCs/>
+          <w:sz w:val="34"/>
+          <w:szCs w:val="34"/>
+        </w:rPr>
+        <w:t xml:space="preserve"> </w:t>
+      </w:r>
+      <w:proofErr w:type="spellStart"/>
+      <w:r>
+        <w:rPr>
+          <w:rFonts w:ascii="Preeti" w:hAnsi="Preeti"/>
+          <w:b/>
+          <w:bCs/>
+          <w:sz w:val="34"/>
+          <w:szCs w:val="34"/>
+        </w:rPr>
+        <w:t>agfpg'xf</w:t>
+      </w:r>
+      <w:proofErr w:type="spellEnd"/>
+      <w:proofErr w:type="gramStart"/>
+      <w:r>
+        <w:rPr>
+          <w:rFonts w:ascii="Preeti" w:hAnsi="Preeti"/>
+          <w:b/>
+          <w:bCs/>
+          <w:sz w:val="34"/>
+          <w:szCs w:val="34"/>
+        </w:rPr>
+        <w:t>];\</w:t>
+      </w:r>
+      <w:proofErr w:type="gramEnd"/>
+      <w:r>
+        <w:rPr>
+          <w:rFonts w:ascii="Preeti" w:hAnsi="Preeti"/>
+          <w:b/>
+          <w:bCs/>
+          <w:sz w:val="34"/>
+          <w:szCs w:val="34"/>
+        </w:rPr>
+        <w:t xml:space="preserve"> </w:t>
+      </w:r>
+      <w:r>
+        <w:rPr>
+          <w:rFonts w:ascii="Preeti" w:hAnsi="Preeti"/>
+          <w:b/>
+          <w:bCs/>
+          <w:sz w:val="34"/>
+          <w:szCs w:val="34"/>
+        </w:rPr>
+        <w:t>.</w:t>
+      </w:r>
+      <w:r>
+        <w:rPr>
+          <w:rFonts w:ascii="Preeti" w:hAnsi="Preeti"/>
+          <w:b/>
+          <w:bCs/>
+          <w:sz w:val="34"/>
+          <w:szCs w:val="34"/>
+        </w:rPr>
+        <w:tab/>
+      </w:r>
+      <w:r>
+        <w:rPr>
+          <w:rFonts w:ascii="Preeti" w:hAnsi="Preeti"/>
+          <w:b/>
+          <w:bCs/>
+          <w:sz w:val="34"/>
+          <w:szCs w:val="34"/>
+        </w:rPr>
+        <w:tab/>
       </w:r>
       <w:r>
         <w:rPr>
@@ -4522,16 +8511,30 @@
           <w:bCs/>
         </w:rPr>
       </w:pPr>
-      <w:r>
-        <w:rPr>
-          <w:rFonts w:ascii="Preeti" w:hAnsi="Preeti"/>
-          <w:b/>
-          <w:bCs/>
-          <w:sz w:val="34"/>
-          <w:szCs w:val="34"/>
-        </w:rPr>
-        <w:t>;dfKt</w:t>
-      </w:r>
+      <w:proofErr w:type="gramStart"/>
+      <w:r>
+        <w:rPr>
+          <w:rFonts w:ascii="Preeti" w:hAnsi="Preeti"/>
+          <w:b/>
+          <w:bCs/>
+          <w:sz w:val="34"/>
+          <w:szCs w:val="34"/>
+        </w:rPr>
+        <w:t>;</w:t>
+      </w:r>
+      <w:proofErr w:type="spellStart"/>
+      <w:r>
+        <w:rPr>
+          <w:rFonts w:ascii="Preeti" w:hAnsi="Preeti"/>
+          <w:b/>
+          <w:bCs/>
+          <w:sz w:val="34"/>
+          <w:szCs w:val="34"/>
+        </w:rPr>
+        <w:t>dfKt</w:t>
+      </w:r>
+      <w:proofErr w:type="spellEnd"/>
+      <w:proofErr w:type="gramEnd"/>
     </w:p>
     <w:sectPr>
       <w:pgSz w:w="11906" w:h="16838" w:code="9"/>
